--- a/minuta2.1.docx
+++ b/minuta2.1.docx
@@ -1,6 +1,6 @@
 
 <file path=word/document.xml><?xml version="1.0" encoding="utf-8"?>
-<w:document xmlns:wpc="http://schemas.microsoft.com/office/word/2010/wordprocessingCanvas" xmlns:cx="http://schemas.microsoft.com/office/drawing/2014/chartex" xmlns:cx1="http://schemas.microsoft.com/office/drawing/2015/9/8/chartex" xmlns:cx2="http://schemas.microsoft.com/office/drawing/2015/10/21/chartex" xmlns:cx3="http://schemas.microsoft.com/office/drawing/2016/5/9/chartex" xmlns:cx4="http://schemas.microsoft.com/office/drawing/2016/5/10/chartex" xmlns:cx5="http://schemas.microsoft.com/office/drawing/2016/5/11/chartex" xmlns:cx6="http://schemas.microsoft.com/office/drawing/2016/5/12/chartex" xmlns:cx7="http://schemas.microsoft.com/office/drawing/2016/5/13/chartex" xmlns:cx8="http://schemas.microsoft.com/office/drawing/2016/5/14/chartex" xmlns:mc="http://schemas.openxmlformats.org/markup-compatibility/2006" xmlns:aink="http://schemas.microsoft.com/office/drawing/2016/ink" xmlns:am3d="http://schemas.microsoft.com/office/drawing/2017/model3d" xmlns:o="urn:schemas-microsoft-com:office:office" xmlns:r="http://schemas.openxmlformats.org/officeDocument/2006/relationships" xmlns:m="http://schemas.openxmlformats.org/officeDocument/2006/math" xmlns:v="urn:schemas-microsoft-com:vml" xmlns:wp14="http://schemas.microsoft.com/office/word/2010/wordprocessingDrawing" xmlns:wp="http://schemas.openxmlformats.org/drawingml/2006/wordprocessingDrawing" xmlns:w10="urn:schemas-microsoft-com:office:word" xmlns:w="http://schemas.openxmlformats.org/wordprocessingml/2006/main" xmlns:w14="http://schemas.microsoft.com/office/word/2010/wordml" xmlns:w15="http://schemas.microsoft.com/office/word/2012/wordml" xmlns:w16cex="http://schemas.microsoft.com/office/word/2018/wordml/cex" xmlns:w16cid="http://schemas.microsoft.com/office/word/2016/wordml/cid" xmlns:w16="http://schemas.microsoft.com/office/word/2018/wordml" xmlns:w16sdtdh="http://schemas.microsoft.com/office/word/2020/wordml/sdtdatahash" xmlns:w16se="http://schemas.microsoft.com/office/word/2015/wordml/symex" xmlns:wpg="http://schemas.microsoft.com/office/word/2010/wordprocessingGroup" xmlns:wpi="http://schemas.microsoft.com/office/word/2010/wordprocessingInk" xmlns:wne="http://schemas.microsoft.com/office/word/2006/wordml" xmlns:wps="http://schemas.microsoft.com/office/word/2010/wordprocessingShape" mc:Ignorable="w14 w15 w16se w16cid w16 w16cex w16sdtdh wp14">
+<w:document xmlns:wpc="http://schemas.microsoft.com/office/word/2010/wordprocessingCanvas" xmlns:cx="http://schemas.microsoft.com/office/drawing/2014/chartex" xmlns:cx1="http://schemas.microsoft.com/office/drawing/2015/9/8/chartex" xmlns:cx2="http://schemas.microsoft.com/office/drawing/2015/10/21/chartex" xmlns:cx3="http://schemas.microsoft.com/office/drawing/2016/5/9/chartex" xmlns:cx4="http://schemas.microsoft.com/office/drawing/2016/5/10/chartex" xmlns:cx5="http://schemas.microsoft.com/office/drawing/2016/5/11/chartex" xmlns:cx6="http://schemas.microsoft.com/office/drawing/2016/5/12/chartex" xmlns:cx7="http://schemas.microsoft.com/office/drawing/2016/5/13/chartex" xmlns:cx8="http://schemas.microsoft.com/office/drawing/2016/5/14/chartex" xmlns:mc="http://schemas.openxmlformats.org/markup-compatibility/2006" xmlns:aink="http://schemas.microsoft.com/office/drawing/2016/ink" xmlns:am3d="http://schemas.microsoft.com/office/drawing/2017/model3d" xmlns:o="urn:schemas-microsoft-com:office:office" xmlns:oel="http://schemas.microsoft.com/office/2019/extlst" xmlns:r="http://schemas.openxmlformats.org/officeDocument/2006/relationships" xmlns:m="http://schemas.openxmlformats.org/officeDocument/2006/math" xmlns:v="urn:schemas-microsoft-com:vml" xmlns:wp14="http://schemas.microsoft.com/office/word/2010/wordprocessingDrawing" xmlns:wp="http://schemas.openxmlformats.org/drawingml/2006/wordprocessingDrawing" xmlns:w10="urn:schemas-microsoft-com:office:word" xmlns:w="http://schemas.openxmlformats.org/wordprocessingml/2006/main" xmlns:w14="http://schemas.microsoft.com/office/word/2010/wordml" xmlns:w15="http://schemas.microsoft.com/office/word/2012/wordml" xmlns:w16cex="http://schemas.microsoft.com/office/word/2018/wordml/cex" xmlns:w16cid="http://schemas.microsoft.com/office/word/2016/wordml/cid" xmlns:w16="http://schemas.microsoft.com/office/word/2018/wordml" xmlns:w16du="http://schemas.microsoft.com/office/word/2023/wordml/word16du" xmlns:w16sdtdh="http://schemas.microsoft.com/office/word/2020/wordml/sdtdatahash" xmlns:w16sdtfl="http://schemas.microsoft.com/office/word/2024/wordml/sdtformatlock" xmlns:w16se="http://schemas.microsoft.com/office/word/2015/wordml/symex" xmlns:wpg="http://schemas.microsoft.com/office/word/2010/wordprocessingGroup" xmlns:wpi="http://schemas.microsoft.com/office/word/2010/wordprocessingInk" xmlns:wne="http://schemas.microsoft.com/office/word/2006/wordml" xmlns:wps="http://schemas.microsoft.com/office/word/2010/wordprocessingShape" mc:Ignorable="w14 w15 w16se w16cid w16 w16cex w16sdtdh w16sdtfl w16du wp14">
   <w:body>
     <w:p>
       <w:pPr>
@@ -287,7 +287,7 @@
     </w:p>
     <w:p>
       <w:pPr>
-        <w:pStyle w:val="Prrafodelista"/>
+        <w:pStyle w:val="ListParagraph"/>
         <w:numPr>
           <w:ilvl w:val="0"/>
           <w:numId w:val="6"/>
@@ -323,7 +323,7 @@
     </w:p>
     <w:p>
       <w:pPr>
-        <w:pStyle w:val="Prrafodelista"/>
+        <w:pStyle w:val="ListParagraph"/>
         <w:numPr>
           <w:ilvl w:val="0"/>
           <w:numId w:val="6"/>
@@ -364,9 +364,18 @@
           <w:color w:val="404040" w:themeColor="text1" w:themeTint="BF"/>
           <w:sz w:val="24"/>
           <w:szCs w:val="24"/>
-          <w:u w:val="single"/>
-        </w:rPr>
-        <w:t xml:space="preserve">: </w:t>
+        </w:rPr>
+        <w:t>:</w:t>
+      </w:r>
+      <w:r>
+        <w:rPr>
+          <w:rFonts w:ascii="Arial" w:hAnsi="Arial" w:cs="Arial"/>
+          <w:b/>
+          <w:color w:val="404040" w:themeColor="text1" w:themeTint="BF"/>
+          <w:sz w:val="24"/>
+          <w:szCs w:val="24"/>
+        </w:rPr>
+        <w:t xml:space="preserve"> </w:t>
       </w:r>
       <w:proofErr w:type="spellStart"/>
       <w:r>
@@ -388,34 +397,12 @@
           <w:sz w:val="24"/>
           <w:szCs w:val="24"/>
         </w:rPr>
-        <w:t xml:space="preserve"> Andrea Morales Urribarri, Jimmy </w:t>
-      </w:r>
-      <w:proofErr w:type="spellStart"/>
-      <w:r>
-        <w:rPr>
-          <w:rFonts w:ascii="Arial" w:hAnsi="Arial" w:cs="Arial"/>
-          <w:bCs/>
-          <w:color w:val="404040" w:themeColor="text1" w:themeTint="BF"/>
-          <w:sz w:val="24"/>
-          <w:szCs w:val="24"/>
-        </w:rPr>
-        <w:t>Estir</w:t>
-      </w:r>
-      <w:proofErr w:type="spellEnd"/>
-      <w:r>
-        <w:rPr>
-          <w:rFonts w:ascii="Arial" w:hAnsi="Arial" w:cs="Arial"/>
-          <w:bCs/>
-          <w:color w:val="404040" w:themeColor="text1" w:themeTint="BF"/>
-          <w:sz w:val="24"/>
-          <w:szCs w:val="24"/>
-        </w:rPr>
-        <w:t xml:space="preserve"> Vergara Coronel, Kenny Torres Belisario.</w:t>
-      </w:r>
-    </w:p>
-    <w:p>
-      <w:pPr>
-        <w:pStyle w:val="Prrafodelista"/>
+        <w:t xml:space="preserve"> Andrea Morales Urribarri, Jimmy Estir Vergara Coronel, Kenny Torres Belisario.</w:t>
+      </w:r>
+    </w:p>
+    <w:p>
+      <w:pPr>
+        <w:pStyle w:val="ListParagraph"/>
         <w:numPr>
           <w:ilvl w:val="0"/>
           <w:numId w:val="6"/>
@@ -733,7 +720,7 @@
               </wp:anchor>
             </w:drawing>
           </mc:Choice>
-          <mc:Fallback xmlns:oel="http://schemas.microsoft.com/office/2019/extlst" xmlns:w16du="http://schemas.microsoft.com/office/word/2023/wordml/word16du" xmlns:w16sdtfl="http://schemas.microsoft.com/office/word/2024/wordml/sdtformatlock">
+          <mc:Fallback>
             <w:pict>
               <v:rect w14:anchorId="4B58C782" id="Rectángulo 17" o:spid="_x0000_s1026" style="position:absolute;margin-left:-56.8pt;margin-top:313.35pt;width:277.7pt;height:14.95pt;z-index:251659264;visibility:visible;mso-wrap-style:square;mso-wrap-distance-left:9pt;mso-wrap-distance-top:0;mso-wrap-distance-right:9pt;mso-wrap-distance-bottom:0;mso-position-horizontal:absolute;mso-position-horizontal-relative:text;mso-position-vertical:absolute;mso-position-vertical-relative:text;v-text-anchor:middle" o:gfxdata="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" fillcolor="white [3212]" stroked="f" strokeweight="1pt"/>
             </w:pict>
@@ -1179,35 +1166,7 @@
           <w:szCs w:val="24"/>
           <w:lang w:eastAsia="es-ES"/>
         </w:rPr>
-        <w:t xml:space="preserve">Stock </w:t>
-      </w:r>
-      <w:proofErr w:type="spellStart"/>
-      <w:r>
-        <w:rPr>
-          <w:rFonts w:ascii="var(--font-family-headings)" w:eastAsia="Times New Roman" w:hAnsi="var(--font-family-headings)" w:cs="Times New Roman"/>
-          <w:b/>
-          <w:bCs/>
-          <w:color w:val="000000"/>
-          <w:spacing w:val="-2"/>
-          <w:sz w:val="24"/>
-          <w:szCs w:val="24"/>
-          <w:lang w:eastAsia="es-ES"/>
-        </w:rPr>
-        <w:t>For</w:t>
-      </w:r>
-      <w:proofErr w:type="spellEnd"/>
-      <w:r>
-        <w:rPr>
-          <w:rFonts w:ascii="var(--font-family-headings)" w:eastAsia="Times New Roman" w:hAnsi="var(--font-family-headings)" w:cs="Times New Roman"/>
-          <w:b/>
-          <w:bCs/>
-          <w:color w:val="000000"/>
-          <w:spacing w:val="-2"/>
-          <w:sz w:val="24"/>
-          <w:szCs w:val="24"/>
-          <w:lang w:eastAsia="es-ES"/>
-        </w:rPr>
-        <w:t xml:space="preserve"> </w:t>
+        <w:t xml:space="preserve">Stock For </w:t>
       </w:r>
       <w:proofErr w:type="spellStart"/>
       <w:r>
@@ -1530,7 +1489,7 @@
     </w:p>
     <w:p>
       <w:pPr>
-        <w:pStyle w:val="Prrafodelista"/>
+        <w:pStyle w:val="ListParagraph"/>
         <w:numPr>
           <w:ilvl w:val="0"/>
           <w:numId w:val="4"/>
@@ -1561,7 +1520,7 @@
     </w:p>
     <w:p>
       <w:pPr>
-        <w:pStyle w:val="Prrafodelista"/>
+        <w:pStyle w:val="ListParagraph"/>
         <w:numPr>
           <w:ilvl w:val="0"/>
           <w:numId w:val="4"/>
@@ -1591,7 +1550,7 @@
     </w:p>
     <w:p>
       <w:pPr>
-        <w:pStyle w:val="Prrafodelista"/>
+        <w:pStyle w:val="ListParagraph"/>
         <w:numPr>
           <w:ilvl w:val="0"/>
           <w:numId w:val="4"/>
@@ -1643,7 +1602,7 @@
     </w:p>
     <w:p>
       <w:pPr>
-        <w:pStyle w:val="Prrafodelista"/>
+        <w:pStyle w:val="ListParagraph"/>
         <w:numPr>
           <w:ilvl w:val="0"/>
           <w:numId w:val="4"/>
@@ -1825,7 +1784,7 @@
               </wp:inline>
             </w:drawing>
           </mc:Choice>
-          <mc:Fallback xmlns:oel="http://schemas.microsoft.com/office/2019/extlst" xmlns:w16du="http://schemas.microsoft.com/office/word/2023/wordml/word16du" xmlns:w16sdtfl="http://schemas.microsoft.com/office/word/2024/wordml/sdtformatlock">
+          <mc:Fallback>
             <w:pict>
               <v:group w14:anchorId="6A69D0DA" id="Canvas 2" o:spid="_x0000_s1026" editas="canvas" style="width:425.2pt;height:75pt;mso-position-horizontal-relative:char;mso-position-vertical-relative:line" coordsize="54000,9525" o:gfxdata="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">
                 <v:shapetype id="_x0000_t75" coordsize="21600,21600" o:spt="75" o:preferrelative="t" path="m@4@5l@4@11@9@11@9@5xe" filled="f" stroked="f">
@@ -1896,19 +1855,17 @@
         </w:rPr>
         <w:t xml:space="preserve">el cual es el sector </w:t>
       </w:r>
-      <w:proofErr w:type="spellStart"/>
-      <w:r>
-        <w:rPr>
-          <w:rFonts w:ascii="Arial" w:eastAsia="Times New Roman" w:hAnsi="Arial" w:cs="Arial"/>
-          <w:color w:val="000000"/>
-          <w:spacing w:val="2"/>
-          <w:sz w:val="24"/>
-          <w:szCs w:val="24"/>
-          <w:lang w:eastAsia="es-ES"/>
-        </w:rPr>
-        <w:t>farmaceutico</w:t>
-      </w:r>
-      <w:proofErr w:type="spellEnd"/>
+      <w:r>
+        <w:rPr>
+          <w:rFonts w:ascii="Arial" w:eastAsia="Times New Roman" w:hAnsi="Arial" w:cs="Arial"/>
+          <w:color w:val="000000"/>
+          <w:spacing w:val="2"/>
+          <w:sz w:val="24"/>
+          <w:szCs w:val="24"/>
+          <w:lang w:eastAsia="es-ES"/>
+        </w:rPr>
+        <w:t>farmacéutico</w:t>
+      </w:r>
       <w:r>
         <w:rPr>
           <w:rFonts w:ascii="Arial" w:eastAsia="Times New Roman" w:hAnsi="Arial" w:cs="Arial"/>
@@ -2044,7 +2001,7 @@
     </w:p>
     <w:p>
       <w:pPr>
-        <w:pStyle w:val="Prrafodelista"/>
+        <w:pStyle w:val="ListParagraph"/>
         <w:numPr>
           <w:ilvl w:val="0"/>
           <w:numId w:val="5"/>
@@ -2074,7 +2031,7 @@
     </w:p>
     <w:p>
       <w:pPr>
-        <w:pStyle w:val="Prrafodelista"/>
+        <w:pStyle w:val="ListParagraph"/>
         <w:numPr>
           <w:ilvl w:val="0"/>
           <w:numId w:val="5"/>
@@ -2098,7 +2055,7 @@
     </w:p>
     <w:p>
       <w:pPr>
-        <w:pStyle w:val="Prrafodelista"/>
+        <w:pStyle w:val="ListParagraph"/>
         <w:numPr>
           <w:ilvl w:val="0"/>
           <w:numId w:val="5"/>
@@ -2122,7 +2079,7 @@
     </w:p>
     <w:p>
       <w:pPr>
-        <w:pStyle w:val="Prrafodelista"/>
+        <w:pStyle w:val="ListParagraph"/>
         <w:numPr>
           <w:ilvl w:val="0"/>
           <w:numId w:val="5"/>
@@ -2165,7 +2122,7 @@
     </w:p>
     <w:p>
       <w:pPr>
-        <w:pStyle w:val="Prrafodelista"/>
+        <w:pStyle w:val="ListParagraph"/>
         <w:numPr>
           <w:ilvl w:val="0"/>
           <w:numId w:val="5"/>
@@ -2206,7 +2163,7 @@
     </w:p>
     <w:p>
       <w:pPr>
-        <w:pStyle w:val="Prrafodelista"/>
+        <w:pStyle w:val="ListParagraph"/>
         <w:numPr>
           <w:ilvl w:val="0"/>
           <w:numId w:val="5"/>
@@ -2247,6 +2204,39 @@
           <w:lang w:eastAsia="es-ES"/>
         </w:rPr>
       </w:pPr>
+      <w:r>
+        <w:rPr>
+          <w:rFonts w:ascii="Arial" w:eastAsia="Times New Roman" w:hAnsi="Arial" w:cs="Arial"/>
+          <w:color w:val="000000"/>
+          <w:spacing w:val="2"/>
+          <w:sz w:val="24"/>
+          <w:szCs w:val="24"/>
+          <w:lang w:eastAsia="es-ES"/>
+        </w:rPr>
+        <w:t>Reunión</w:t>
+      </w:r>
+      <w:r>
+        <w:rPr>
+          <w:rFonts w:ascii="Arial" w:eastAsia="Times New Roman" w:hAnsi="Arial" w:cs="Arial"/>
+          <w:color w:val="000000"/>
+          <w:spacing w:val="2"/>
+          <w:sz w:val="24"/>
+          <w:szCs w:val="24"/>
+          <w:lang w:eastAsia="es-ES"/>
+        </w:rPr>
+        <w:t xml:space="preserve"> 1 24/03/2026</w:t>
+      </w:r>
+      <w:r>
+        <w:rPr>
+          <w:rFonts w:ascii="Arial" w:eastAsia="Times New Roman" w:hAnsi="Arial" w:cs="Arial"/>
+          <w:color w:val="000000"/>
+          <w:spacing w:val="2"/>
+          <w:sz w:val="24"/>
+          <w:szCs w:val="24"/>
+          <w:lang w:eastAsia="es-ES"/>
+        </w:rPr>
+        <w:t xml:space="preserve"> realizada por </w:t>
+      </w:r>
       <w:proofErr w:type="spellStart"/>
       <w:r>
         <w:rPr>
@@ -2257,42 +2247,18 @@
           <w:szCs w:val="24"/>
           <w:lang w:eastAsia="es-ES"/>
         </w:rPr>
-        <w:t>Reunion</w:t>
-      </w:r>
-      <w:proofErr w:type="spellEnd"/>
-      <w:r>
-        <w:rPr>
-          <w:rFonts w:ascii="Arial" w:eastAsia="Times New Roman" w:hAnsi="Arial" w:cs="Arial"/>
-          <w:color w:val="000000"/>
-          <w:spacing w:val="2"/>
-          <w:sz w:val="24"/>
-          <w:szCs w:val="24"/>
-          <w:lang w:eastAsia="es-ES"/>
-        </w:rPr>
-        <w:t xml:space="preserve"> 1 24/03/2026</w:t>
-      </w:r>
-      <w:r>
-        <w:rPr>
-          <w:rFonts w:ascii="Arial" w:eastAsia="Times New Roman" w:hAnsi="Arial" w:cs="Arial"/>
-          <w:color w:val="000000"/>
-          <w:spacing w:val="2"/>
-          <w:sz w:val="24"/>
-          <w:szCs w:val="24"/>
-          <w:lang w:eastAsia="es-ES"/>
-        </w:rPr>
-        <w:t xml:space="preserve"> realizada por </w:t>
-      </w:r>
-      <w:proofErr w:type="spellStart"/>
-      <w:r>
-        <w:rPr>
-          <w:rFonts w:ascii="Arial" w:eastAsia="Times New Roman" w:hAnsi="Arial" w:cs="Arial"/>
-          <w:color w:val="000000"/>
-          <w:spacing w:val="2"/>
-          <w:sz w:val="24"/>
-          <w:szCs w:val="24"/>
-          <w:lang w:eastAsia="es-ES"/>
-        </w:rPr>
-        <w:t>discord</w:t>
+        <w:t>D</w:t>
+      </w:r>
+      <w:r>
+        <w:rPr>
+          <w:rFonts w:ascii="Arial" w:eastAsia="Times New Roman" w:hAnsi="Arial" w:cs="Arial"/>
+          <w:color w:val="000000"/>
+          <w:spacing w:val="2"/>
+          <w:sz w:val="24"/>
+          <w:szCs w:val="24"/>
+          <w:lang w:eastAsia="es-ES"/>
+        </w:rPr>
+        <w:t>iscord</w:t>
       </w:r>
       <w:proofErr w:type="spellEnd"/>
       <w:r>
@@ -2340,42 +2306,18 @@
           <w:szCs w:val="24"/>
           <w:lang w:eastAsia="es-ES"/>
         </w:rPr>
-        <w:t xml:space="preserve">Asistencia: Jimmy, claudia y </w:t>
-      </w:r>
-      <w:proofErr w:type="spellStart"/>
-      <w:r>
-        <w:rPr>
-          <w:rFonts w:ascii="Arial" w:eastAsia="Times New Roman" w:hAnsi="Arial" w:cs="Arial"/>
-          <w:color w:val="000000"/>
-          <w:spacing w:val="2"/>
-          <w:sz w:val="24"/>
-          <w:szCs w:val="24"/>
-          <w:lang w:eastAsia="es-ES"/>
-        </w:rPr>
-        <w:t>K</w:t>
-      </w:r>
-      <w:r>
-        <w:rPr>
-          <w:rFonts w:ascii="Arial" w:eastAsia="Times New Roman" w:hAnsi="Arial" w:cs="Arial"/>
-          <w:color w:val="000000"/>
-          <w:spacing w:val="2"/>
-          <w:sz w:val="24"/>
-          <w:szCs w:val="24"/>
-          <w:lang w:eastAsia="es-ES"/>
-        </w:rPr>
-        <w:t>ennys</w:t>
-      </w:r>
-      <w:proofErr w:type="spellEnd"/>
-      <w:r>
-        <w:rPr>
-          <w:rFonts w:ascii="Arial" w:eastAsia="Times New Roman" w:hAnsi="Arial" w:cs="Arial"/>
-          <w:color w:val="000000"/>
-          <w:spacing w:val="2"/>
-          <w:sz w:val="24"/>
-          <w:szCs w:val="24"/>
-          <w:lang w:eastAsia="es-ES"/>
-        </w:rPr>
-        <w:t>.</w:t>
+        <w:t>Asistencia: Jimmy, claudia y K</w:t>
+      </w:r>
+      <w:r>
+        <w:rPr>
+          <w:rFonts w:ascii="Arial" w:eastAsia="Times New Roman" w:hAnsi="Arial" w:cs="Arial"/>
+          <w:color w:val="000000"/>
+          <w:spacing w:val="2"/>
+          <w:sz w:val="24"/>
+          <w:szCs w:val="24"/>
+          <w:lang w:eastAsia="es-ES"/>
+        </w:rPr>
+        <w:t>ennys.</w:t>
       </w:r>
     </w:p>
     <w:p>
@@ -2504,19 +2446,17 @@
         </w:rPr>
         <w:t xml:space="preserve">Tras definir el sector farmacéutico como nicho estratégico, el equipo procedió a la delegación de responsabilidades para la consolidación del Entregable 2. Se establecieron acuerdos claros sobre la </w:t>
       </w:r>
-      <w:proofErr w:type="spellStart"/>
-      <w:r>
-        <w:rPr>
-          <w:rFonts w:ascii="Arial" w:eastAsia="Times New Roman" w:hAnsi="Arial" w:cs="Arial"/>
-          <w:color w:val="000000"/>
-          <w:spacing w:val="2"/>
-          <w:sz w:val="24"/>
-          <w:szCs w:val="24"/>
-          <w:lang w:eastAsia="es-ES"/>
-        </w:rPr>
-        <w:t>realizacio</w:t>
-      </w:r>
-      <w:proofErr w:type="spellEnd"/>
+      <w:r>
+        <w:rPr>
+          <w:rFonts w:ascii="Arial" w:eastAsia="Times New Roman" w:hAnsi="Arial" w:cs="Arial"/>
+          <w:color w:val="000000"/>
+          <w:spacing w:val="2"/>
+          <w:sz w:val="24"/>
+          <w:szCs w:val="24"/>
+          <w:lang w:eastAsia="es-ES"/>
+        </w:rPr>
+        <w:t>realización</w:t>
+      </w:r>
       <w:r>
         <w:rPr>
           <w:rFonts w:ascii="Arial" w:eastAsia="Times New Roman" w:hAnsi="Arial" w:cs="Arial"/>
@@ -2564,6 +2504,50 @@
           <w:lang w:eastAsia="es-ES"/>
         </w:rPr>
       </w:pPr>
+      <w:r>
+        <w:rPr>
+          <w:rFonts w:ascii="Arial" w:eastAsia="Times New Roman" w:hAnsi="Arial" w:cs="Arial"/>
+          <w:color w:val="000000"/>
+          <w:spacing w:val="2"/>
+          <w:sz w:val="24"/>
+          <w:szCs w:val="24"/>
+          <w:lang w:eastAsia="es-ES"/>
+        </w:rPr>
+        <w:t>Reunión</w:t>
+      </w:r>
+      <w:r>
+        <w:rPr>
+          <w:rFonts w:ascii="Arial" w:eastAsia="Times New Roman" w:hAnsi="Arial" w:cs="Arial"/>
+          <w:color w:val="000000"/>
+          <w:spacing w:val="2"/>
+          <w:sz w:val="24"/>
+          <w:szCs w:val="24"/>
+          <w:lang w:eastAsia="es-ES"/>
+        </w:rPr>
+        <w:t xml:space="preserve"> 2 04/0</w:t>
+      </w:r>
+      <w:r>
+        <w:rPr>
+          <w:rFonts w:ascii="Arial" w:eastAsia="Times New Roman" w:hAnsi="Arial" w:cs="Arial"/>
+          <w:color w:val="000000"/>
+          <w:spacing w:val="2"/>
+          <w:sz w:val="24"/>
+          <w:szCs w:val="24"/>
+          <w:lang w:eastAsia="es-ES"/>
+        </w:rPr>
+        <w:t>4</w:t>
+      </w:r>
+      <w:r>
+        <w:rPr>
+          <w:rFonts w:ascii="Arial" w:eastAsia="Times New Roman" w:hAnsi="Arial" w:cs="Arial"/>
+          <w:color w:val="000000"/>
+          <w:spacing w:val="2"/>
+          <w:sz w:val="24"/>
+          <w:szCs w:val="24"/>
+          <w:lang w:eastAsia="es-ES"/>
+        </w:rPr>
+        <w:t xml:space="preserve">/2026 realizada por </w:t>
+      </w:r>
       <w:proofErr w:type="spellStart"/>
       <w:r>
         <w:rPr>
@@ -2574,53 +2558,18 @@
           <w:szCs w:val="24"/>
           <w:lang w:eastAsia="es-ES"/>
         </w:rPr>
-        <w:t>Reunion</w:t>
-      </w:r>
-      <w:proofErr w:type="spellEnd"/>
-      <w:r>
-        <w:rPr>
-          <w:rFonts w:ascii="Arial" w:eastAsia="Times New Roman" w:hAnsi="Arial" w:cs="Arial"/>
-          <w:color w:val="000000"/>
-          <w:spacing w:val="2"/>
-          <w:sz w:val="24"/>
-          <w:szCs w:val="24"/>
-          <w:lang w:eastAsia="es-ES"/>
-        </w:rPr>
-        <w:t xml:space="preserve"> 2 04/0</w:t>
-      </w:r>
-      <w:r>
-        <w:rPr>
-          <w:rFonts w:ascii="Arial" w:eastAsia="Times New Roman" w:hAnsi="Arial" w:cs="Arial"/>
-          <w:color w:val="000000"/>
-          <w:spacing w:val="2"/>
-          <w:sz w:val="24"/>
-          <w:szCs w:val="24"/>
-          <w:lang w:eastAsia="es-ES"/>
-        </w:rPr>
-        <w:t>4</w:t>
-      </w:r>
-      <w:r>
-        <w:rPr>
-          <w:rFonts w:ascii="Arial" w:eastAsia="Times New Roman" w:hAnsi="Arial" w:cs="Arial"/>
-          <w:color w:val="000000"/>
-          <w:spacing w:val="2"/>
-          <w:sz w:val="24"/>
-          <w:szCs w:val="24"/>
-          <w:lang w:eastAsia="es-ES"/>
-        </w:rPr>
-        <w:t xml:space="preserve">/2026 realizada por </w:t>
-      </w:r>
-      <w:proofErr w:type="spellStart"/>
-      <w:r>
-        <w:rPr>
-          <w:rFonts w:ascii="Arial" w:eastAsia="Times New Roman" w:hAnsi="Arial" w:cs="Arial"/>
-          <w:color w:val="000000"/>
-          <w:spacing w:val="2"/>
-          <w:sz w:val="24"/>
-          <w:szCs w:val="24"/>
-          <w:lang w:eastAsia="es-ES"/>
-        </w:rPr>
-        <w:t>discord</w:t>
+        <w:t>D</w:t>
+      </w:r>
+      <w:r>
+        <w:rPr>
+          <w:rFonts w:ascii="Arial" w:eastAsia="Times New Roman" w:hAnsi="Arial" w:cs="Arial"/>
+          <w:color w:val="000000"/>
+          <w:spacing w:val="2"/>
+          <w:sz w:val="24"/>
+          <w:szCs w:val="24"/>
+          <w:lang w:eastAsia="es-ES"/>
+        </w:rPr>
+        <w:t>iscord</w:t>
       </w:r>
       <w:proofErr w:type="spellEnd"/>
       <w:r>
@@ -2657,31 +2606,7 @@
           <w:szCs w:val="24"/>
           <w:lang w:eastAsia="es-ES"/>
         </w:rPr>
-        <w:t xml:space="preserve">Asistencia: Claudia, Jimmy y </w:t>
-      </w:r>
-      <w:proofErr w:type="spellStart"/>
-      <w:r>
-        <w:rPr>
-          <w:rFonts w:ascii="Arial" w:eastAsia="Times New Roman" w:hAnsi="Arial" w:cs="Arial"/>
-          <w:color w:val="000000"/>
-          <w:spacing w:val="2"/>
-          <w:sz w:val="24"/>
-          <w:szCs w:val="24"/>
-          <w:lang w:eastAsia="es-ES"/>
-        </w:rPr>
-        <w:t>Kennys</w:t>
-      </w:r>
-      <w:proofErr w:type="spellEnd"/>
-      <w:r>
-        <w:rPr>
-          <w:rFonts w:ascii="Arial" w:eastAsia="Times New Roman" w:hAnsi="Arial" w:cs="Arial"/>
-          <w:color w:val="000000"/>
-          <w:spacing w:val="2"/>
-          <w:sz w:val="24"/>
-          <w:szCs w:val="24"/>
-          <w:lang w:eastAsia="es-ES"/>
-        </w:rPr>
-        <w:t>.</w:t>
+        <w:t>Asistencia: Claudia, Jimmy y Kennys.</w:t>
       </w:r>
     </w:p>
     <w:p>
@@ -2761,31 +2686,29 @@
           <w:szCs w:val="24"/>
           <w:lang w:eastAsia="es-ES"/>
         </w:rPr>
-        <w:t xml:space="preserve">y las dudas </w:t>
-      </w:r>
-      <w:proofErr w:type="spellStart"/>
-      <w:r>
-        <w:rPr>
-          <w:rFonts w:ascii="Arial" w:eastAsia="Times New Roman" w:hAnsi="Arial" w:cs="Arial"/>
-          <w:color w:val="000000"/>
-          <w:spacing w:val="2"/>
-          <w:sz w:val="24"/>
-          <w:szCs w:val="24"/>
-          <w:lang w:eastAsia="es-ES"/>
-        </w:rPr>
-        <w:t>refente</w:t>
-      </w:r>
-      <w:proofErr w:type="spellEnd"/>
-      <w:r>
-        <w:rPr>
-          <w:rFonts w:ascii="Arial" w:eastAsia="Times New Roman" w:hAnsi="Arial" w:cs="Arial"/>
-          <w:color w:val="000000"/>
-          <w:spacing w:val="2"/>
-          <w:sz w:val="24"/>
-          <w:szCs w:val="24"/>
-          <w:lang w:eastAsia="es-ES"/>
-        </w:rPr>
-        <w:t xml:space="preserve"> a la entrega</w:t>
+        <w:t>y las dudas refe</w:t>
+      </w:r>
+      <w:r>
+        <w:rPr>
+          <w:rFonts w:ascii="Arial" w:eastAsia="Times New Roman" w:hAnsi="Arial" w:cs="Arial"/>
+          <w:color w:val="000000"/>
+          <w:spacing w:val="2"/>
+          <w:sz w:val="24"/>
+          <w:szCs w:val="24"/>
+          <w:lang w:eastAsia="es-ES"/>
+        </w:rPr>
+        <w:t>re</w:t>
+      </w:r>
+      <w:r>
+        <w:rPr>
+          <w:rFonts w:ascii="Arial" w:eastAsia="Times New Roman" w:hAnsi="Arial" w:cs="Arial"/>
+          <w:color w:val="000000"/>
+          <w:spacing w:val="2"/>
+          <w:sz w:val="24"/>
+          <w:szCs w:val="24"/>
+          <w:lang w:eastAsia="es-ES"/>
+        </w:rPr>
+        <w:t>nte a la entrega</w:t>
       </w:r>
       <w:r>
         <w:rPr>
@@ -2822,7 +2745,29 @@
           <w:lang w:eastAsia="es-ES"/>
         </w:rPr>
         <w:lastRenderedPageBreak/>
-        <w:t xml:space="preserve">Quedamos en realizar los puntos 6,7 y 8  de la actividad </w:t>
+        <w:t xml:space="preserve">Quedamos en realizar los puntos 6,7 y </w:t>
+      </w:r>
+      <w:r>
+        <w:rPr>
+          <w:rFonts w:ascii="Arial" w:eastAsia="Times New Roman" w:hAnsi="Arial" w:cs="Arial"/>
+          <w:color w:val="000000"/>
+          <w:spacing w:val="2"/>
+          <w:sz w:val="24"/>
+          <w:szCs w:val="24"/>
+          <w:lang w:eastAsia="es-ES"/>
+        </w:rPr>
+        <w:t>8 de</w:t>
+      </w:r>
+      <w:r>
+        <w:rPr>
+          <w:rFonts w:ascii="Arial" w:eastAsia="Times New Roman" w:hAnsi="Arial" w:cs="Arial"/>
+          <w:color w:val="000000"/>
+          <w:spacing w:val="2"/>
+          <w:sz w:val="24"/>
+          <w:szCs w:val="24"/>
+          <w:lang w:eastAsia="es-ES"/>
+        </w:rPr>
+        <w:t xml:space="preserve"> la actividad </w:t>
       </w:r>
       <w:r>
         <w:rPr>
@@ -2835,19 +2780,17 @@
         </w:rPr>
         <w:t xml:space="preserve">de fase de </w:t>
       </w:r>
-      <w:proofErr w:type="spellStart"/>
-      <w:r>
-        <w:rPr>
-          <w:rFonts w:ascii="Arial" w:eastAsia="Times New Roman" w:hAnsi="Arial" w:cs="Arial"/>
-          <w:color w:val="000000"/>
-          <w:spacing w:val="2"/>
-          <w:sz w:val="24"/>
-          <w:szCs w:val="24"/>
-          <w:lang w:eastAsia="es-ES"/>
-        </w:rPr>
-        <w:t>difinicion</w:t>
-      </w:r>
-      <w:proofErr w:type="spellEnd"/>
+      <w:r>
+        <w:rPr>
+          <w:rFonts w:ascii="Arial" w:eastAsia="Times New Roman" w:hAnsi="Arial" w:cs="Arial"/>
+          <w:color w:val="000000"/>
+          <w:spacing w:val="2"/>
+          <w:sz w:val="24"/>
+          <w:szCs w:val="24"/>
+          <w:lang w:eastAsia="es-ES"/>
+        </w:rPr>
+        <w:t>definición</w:t>
+      </w:r>
       <w:r>
         <w:rPr>
           <w:rFonts w:ascii="Arial" w:eastAsia="Times New Roman" w:hAnsi="Arial" w:cs="Arial"/>
@@ -3357,33 +3300,15 @@
       <w:pPr>
         <w:spacing w:before="100" w:beforeAutospacing="1" w:after="100" w:afterAutospacing="1" w:line="240" w:lineRule="auto"/>
         <w:rPr>
-          <w:rFonts w:ascii="Times New Roman" w:eastAsia="Times New Roman" w:hAnsi="Times New Roman" w:cs="Times New Roman"/>
-          <w:sz w:val="24"/>
-          <w:szCs w:val="24"/>
-          <w:lang w:eastAsia="es-ES"/>
-        </w:rPr>
-      </w:pPr>
-      <w:r>
-        <w:rPr>
-          <w:rFonts w:ascii="Times New Roman" w:eastAsia="Times New Roman" w:hAnsi="Symbol" w:cs="Times New Roman"/>
-          <w:sz w:val="24"/>
-          <w:szCs w:val="24"/>
-          <w:lang w:eastAsia="es-ES"/>
-        </w:rPr>
-        <w:t></w:t>
-      </w:r>
-      <w:r>
-        <w:rPr>
-          <w:rFonts w:ascii="Times New Roman" w:eastAsia="Times New Roman" w:hAnsi="Times New Roman" w:cs="Times New Roman"/>
-          <w:sz w:val="24"/>
-          <w:szCs w:val="24"/>
-          <w:lang w:eastAsia="es-ES"/>
-        </w:rPr>
-        <w:t xml:space="preserve">  </w:t>
-      </w:r>
-      <w:r>
-        <w:rPr>
-          <w:rFonts w:ascii="Times New Roman" w:eastAsia="Times New Roman" w:hAnsi="Times New Roman" w:cs="Times New Roman"/>
+          <w:rFonts w:ascii="Arial" w:eastAsia="Times New Roman" w:hAnsi="Arial" w:cs="Arial"/>
+          <w:sz w:val="24"/>
+          <w:szCs w:val="24"/>
+          <w:lang w:eastAsia="es-ES"/>
+        </w:rPr>
+      </w:pPr>
+      <w:r>
+        <w:rPr>
+          <w:rFonts w:ascii="Arial" w:eastAsia="Times New Roman" w:hAnsi="Arial" w:cs="Arial"/>
           <w:b/>
           <w:bCs/>
           <w:sz w:val="24"/>
@@ -3394,7 +3319,7 @@
       </w:r>
       <w:r>
         <w:rPr>
-          <w:rFonts w:ascii="Times New Roman" w:eastAsia="Times New Roman" w:hAnsi="Times New Roman" w:cs="Times New Roman"/>
+          <w:rFonts w:ascii="Arial" w:eastAsia="Times New Roman" w:hAnsi="Arial" w:cs="Arial"/>
           <w:sz w:val="24"/>
           <w:szCs w:val="24"/>
           <w:lang w:eastAsia="es-ES"/>
@@ -3404,7 +3329,7 @@
       <w:proofErr w:type="spellStart"/>
       <w:r>
         <w:rPr>
-          <w:rFonts w:ascii="Times New Roman" w:eastAsia="Times New Roman" w:hAnsi="Times New Roman" w:cs="Times New Roman"/>
+          <w:rFonts w:ascii="Arial" w:eastAsia="Times New Roman" w:hAnsi="Arial" w:cs="Arial"/>
           <w:sz w:val="24"/>
           <w:szCs w:val="24"/>
           <w:lang w:eastAsia="es-ES"/>
@@ -3414,7 +3339,7 @@
       <w:proofErr w:type="spellEnd"/>
       <w:r>
         <w:rPr>
-          <w:rFonts w:ascii="Times New Roman" w:eastAsia="Times New Roman" w:hAnsi="Times New Roman" w:cs="Times New Roman"/>
+          <w:rFonts w:ascii="Arial" w:eastAsia="Times New Roman" w:hAnsi="Arial" w:cs="Arial"/>
           <w:sz w:val="24"/>
           <w:szCs w:val="24"/>
           <w:lang w:eastAsia="es-ES"/>
@@ -3424,7 +3349,7 @@
       <w:proofErr w:type="spellStart"/>
       <w:r>
         <w:rPr>
-          <w:rFonts w:ascii="Times New Roman" w:eastAsia="Times New Roman" w:hAnsi="Times New Roman" w:cs="Times New Roman"/>
+          <w:rFonts w:ascii="Arial" w:eastAsia="Times New Roman" w:hAnsi="Arial" w:cs="Arial"/>
           <w:sz w:val="24"/>
           <w:szCs w:val="24"/>
           <w:lang w:eastAsia="es-ES"/>
@@ -3434,7 +3359,7 @@
       <w:proofErr w:type="spellEnd"/>
       <w:r>
         <w:rPr>
-          <w:rFonts w:ascii="Times New Roman" w:eastAsia="Times New Roman" w:hAnsi="Times New Roman" w:cs="Times New Roman"/>
+          <w:rFonts w:ascii="Arial" w:eastAsia="Times New Roman" w:hAnsi="Arial" w:cs="Arial"/>
           <w:sz w:val="24"/>
           <w:szCs w:val="24"/>
           <w:lang w:eastAsia="es-ES"/>
@@ -3446,33 +3371,15 @@
       <w:pPr>
         <w:spacing w:before="100" w:beforeAutospacing="1" w:after="100" w:afterAutospacing="1" w:line="240" w:lineRule="auto"/>
         <w:rPr>
-          <w:rFonts w:ascii="Times New Roman" w:eastAsia="Times New Roman" w:hAnsi="Times New Roman" w:cs="Times New Roman"/>
-          <w:sz w:val="24"/>
-          <w:szCs w:val="24"/>
-          <w:lang w:eastAsia="es-ES"/>
-        </w:rPr>
-      </w:pPr>
-      <w:r>
-        <w:rPr>
-          <w:rFonts w:ascii="Times New Roman" w:eastAsia="Times New Roman" w:hAnsi="Symbol" w:cs="Times New Roman"/>
-          <w:sz w:val="24"/>
-          <w:szCs w:val="24"/>
-          <w:lang w:eastAsia="es-ES"/>
-        </w:rPr>
-        <w:t></w:t>
-      </w:r>
-      <w:r>
-        <w:rPr>
-          <w:rFonts w:ascii="Times New Roman" w:eastAsia="Times New Roman" w:hAnsi="Times New Roman" w:cs="Times New Roman"/>
-          <w:sz w:val="24"/>
-          <w:szCs w:val="24"/>
-          <w:lang w:eastAsia="es-ES"/>
-        </w:rPr>
-        <w:t xml:space="preserve">  </w:t>
-      </w:r>
-      <w:r>
-        <w:rPr>
-          <w:rFonts w:ascii="Times New Roman" w:eastAsia="Times New Roman" w:hAnsi="Times New Roman" w:cs="Times New Roman"/>
+          <w:rFonts w:ascii="Arial" w:eastAsia="Times New Roman" w:hAnsi="Arial" w:cs="Arial"/>
+          <w:sz w:val="24"/>
+          <w:szCs w:val="24"/>
+          <w:lang w:eastAsia="es-ES"/>
+        </w:rPr>
+      </w:pPr>
+      <w:r>
+        <w:rPr>
+          <w:rFonts w:ascii="Arial" w:eastAsia="Times New Roman" w:hAnsi="Arial" w:cs="Arial"/>
           <w:b/>
           <w:bCs/>
           <w:sz w:val="24"/>
@@ -3483,7 +3390,7 @@
       </w:r>
       <w:r>
         <w:rPr>
-          <w:rFonts w:ascii="Times New Roman" w:eastAsia="Times New Roman" w:hAnsi="Times New Roman" w:cs="Times New Roman"/>
+          <w:rFonts w:ascii="Arial" w:eastAsia="Times New Roman" w:hAnsi="Arial" w:cs="Arial"/>
           <w:sz w:val="24"/>
           <w:szCs w:val="24"/>
           <w:lang w:eastAsia="es-ES"/>
@@ -3492,7 +3399,7 @@
       </w:r>
       <w:r>
         <w:rPr>
-          <w:rFonts w:ascii="Times New Roman" w:eastAsia="Times New Roman" w:hAnsi="Times New Roman" w:cs="Times New Roman"/>
+          <w:rFonts w:ascii="Arial" w:eastAsia="Times New Roman" w:hAnsi="Arial" w:cs="Arial"/>
           <w:b/>
           <w:bCs/>
           <w:sz w:val="24"/>
@@ -3503,7 +3410,7 @@
       </w:r>
       <w:r>
         <w:rPr>
-          <w:rFonts w:ascii="Times New Roman" w:eastAsia="Times New Roman" w:hAnsi="Times New Roman" w:cs="Times New Roman"/>
+          <w:rFonts w:ascii="Arial" w:eastAsia="Times New Roman" w:hAnsi="Arial" w:cs="Arial"/>
           <w:sz w:val="24"/>
           <w:szCs w:val="24"/>
           <w:lang w:eastAsia="es-ES"/>
@@ -3515,94 +3422,58 @@
       <w:pPr>
         <w:spacing w:before="100" w:beforeAutospacing="1" w:after="100" w:afterAutospacing="1" w:line="240" w:lineRule="auto"/>
         <w:rPr>
-          <w:rFonts w:ascii="Times New Roman" w:eastAsia="Times New Roman" w:hAnsi="Times New Roman" w:cs="Times New Roman"/>
-          <w:sz w:val="24"/>
-          <w:szCs w:val="24"/>
-          <w:lang w:eastAsia="es-ES"/>
-        </w:rPr>
-      </w:pPr>
-      <w:r>
-        <w:rPr>
-          <w:rFonts w:ascii="Times New Roman" w:eastAsia="Times New Roman" w:hAnsi="Symbol" w:cs="Times New Roman"/>
+          <w:rFonts w:ascii="Arial" w:eastAsia="Times New Roman" w:hAnsi="Arial" w:cs="Arial"/>
+          <w:sz w:val="24"/>
+          <w:szCs w:val="24"/>
+          <w:lang w:eastAsia="es-ES"/>
+        </w:rPr>
+      </w:pPr>
+      <w:r>
+        <w:rPr>
+          <w:rFonts w:ascii="Arial" w:eastAsia="Times New Roman" w:hAnsi="Arial" w:cs="Arial"/>
+          <w:b/>
+          <w:bCs/>
           <w:sz w:val="24"/>
           <w:szCs w:val="24"/>
           <w:lang w:eastAsia="es-ES"/>
         </w:rPr>
         <w:lastRenderedPageBreak/>
-        <w:t></w:t>
-      </w:r>
-      <w:r>
-        <w:rPr>
-          <w:rFonts w:ascii="Times New Roman" w:eastAsia="Times New Roman" w:hAnsi="Times New Roman" w:cs="Times New Roman"/>
-          <w:sz w:val="24"/>
-          <w:szCs w:val="24"/>
-          <w:lang w:eastAsia="es-ES"/>
-        </w:rPr>
-        <w:t xml:space="preserve">  </w:t>
-      </w:r>
-      <w:r>
-        <w:rPr>
-          <w:rFonts w:ascii="Times New Roman" w:eastAsia="Times New Roman" w:hAnsi="Times New Roman" w:cs="Times New Roman"/>
+        <w:t>Investigación Normativa:</w:t>
+      </w:r>
+      <w:r>
+        <w:rPr>
+          <w:rFonts w:ascii="Arial" w:eastAsia="Times New Roman" w:hAnsi="Arial" w:cs="Arial"/>
+          <w:sz w:val="24"/>
+          <w:szCs w:val="24"/>
+          <w:lang w:eastAsia="es-ES"/>
+        </w:rPr>
+        <w:t xml:space="preserve"> Analizar los requisitos legales para el manejo de datos farmacéuticos y trazabilidad de productos.</w:t>
+      </w:r>
+    </w:p>
+    <w:p>
+      <w:pPr>
+        <w:spacing w:before="100" w:beforeAutospacing="1" w:after="100" w:afterAutospacing="1" w:line="240" w:lineRule="auto"/>
+        <w:rPr>
+          <w:rFonts w:ascii="Arial" w:eastAsia="Times New Roman" w:hAnsi="Arial" w:cs="Arial"/>
+          <w:sz w:val="24"/>
+          <w:szCs w:val="24"/>
+          <w:lang w:eastAsia="es-ES"/>
+        </w:rPr>
+      </w:pPr>
+      <w:r>
+        <w:rPr>
+          <w:rFonts w:ascii="Arial" w:eastAsia="Times New Roman" w:hAnsi="Arial" w:cs="Arial"/>
           <w:b/>
           <w:bCs/>
           <w:sz w:val="24"/>
           <w:szCs w:val="24"/>
           <w:lang w:eastAsia="es-ES"/>
         </w:rPr>
-        <w:t>Investigación Normativa:</w:t>
-      </w:r>
-      <w:r>
-        <w:rPr>
-          <w:rFonts w:ascii="Times New Roman" w:eastAsia="Times New Roman" w:hAnsi="Times New Roman" w:cs="Times New Roman"/>
-          <w:sz w:val="24"/>
-          <w:szCs w:val="24"/>
-          <w:lang w:eastAsia="es-ES"/>
-        </w:rPr>
-        <w:t xml:space="preserve"> Analizar los requisitos legales para el manejo de datos farmacéuticos y trazabilidad de productos.</w:t>
-      </w:r>
-    </w:p>
-    <w:p>
-      <w:pPr>
-        <w:spacing w:before="100" w:beforeAutospacing="1" w:after="100" w:afterAutospacing="1" w:line="240" w:lineRule="auto"/>
-        <w:rPr>
-          <w:rFonts w:ascii="Times New Roman" w:eastAsia="Times New Roman" w:hAnsi="Times New Roman" w:cs="Times New Roman"/>
-          <w:sz w:val="24"/>
-          <w:szCs w:val="24"/>
-          <w:lang w:eastAsia="es-ES"/>
-        </w:rPr>
-      </w:pPr>
-      <w:r>
-        <w:rPr>
-          <w:rFonts w:ascii="Times New Roman" w:eastAsia="Times New Roman" w:hAnsi="Symbol" w:cs="Times New Roman"/>
-          <w:sz w:val="24"/>
-          <w:szCs w:val="24"/>
-          <w:lang w:eastAsia="es-ES"/>
-        </w:rPr>
-        <w:t></w:t>
-      </w:r>
-      <w:r>
-        <w:rPr>
-          <w:rFonts w:ascii="Times New Roman" w:eastAsia="Times New Roman" w:hAnsi="Times New Roman" w:cs="Times New Roman"/>
-          <w:sz w:val="24"/>
-          <w:szCs w:val="24"/>
-          <w:lang w:eastAsia="es-ES"/>
-        </w:rPr>
-        <w:t xml:space="preserve">  </w:t>
-      </w:r>
-      <w:r>
-        <w:rPr>
-          <w:rFonts w:ascii="Times New Roman" w:eastAsia="Times New Roman" w:hAnsi="Times New Roman" w:cs="Times New Roman"/>
-          <w:b/>
-          <w:bCs/>
-          <w:sz w:val="24"/>
-          <w:szCs w:val="24"/>
-          <w:lang w:eastAsia="es-ES"/>
-        </w:rPr>
         <w:t>Diseño de Interfaz:</w:t>
       </w:r>
       <w:r>
         <w:rPr>
-          <w:rFonts w:ascii="Times New Roman" w:eastAsia="Times New Roman" w:hAnsi="Times New Roman" w:cs="Times New Roman"/>
+          <w:rFonts w:ascii="Arial" w:eastAsia="Times New Roman" w:hAnsi="Arial" w:cs="Arial"/>
           <w:sz w:val="24"/>
           <w:szCs w:val="24"/>
           <w:lang w:eastAsia="es-ES"/>
@@ -3630,7 +3501,7 @@
         <w:spacing w:before="100" w:beforeAutospacing="1" w:after="100" w:afterAutospacing="1" w:line="240" w:lineRule="auto"/>
         <w:outlineLvl w:val="3"/>
         <w:rPr>
-          <w:rFonts w:ascii="var(--font-family-headings)" w:eastAsia="Times New Roman" w:hAnsi="var(--font-family-headings)" w:cs="Times New Roman"/>
+          <w:rFonts w:ascii="Arial" w:eastAsia="Times New Roman" w:hAnsi="Arial" w:cs="Arial"/>
           <w:b/>
           <w:bCs/>
           <w:color w:val="000000"/>
@@ -3642,7 +3513,7 @@
       </w:pPr>
       <w:r>
         <w:rPr>
-          <w:rFonts w:ascii="var(--font-family-headings)" w:eastAsia="Times New Roman" w:hAnsi="var(--font-family-headings)" w:cs="Times New Roman"/>
+          <w:rFonts w:ascii="Arial" w:eastAsia="Times New Roman" w:hAnsi="Arial" w:cs="Arial"/>
           <w:b/>
           <w:bCs/>
           <w:color w:val="000000"/>
@@ -3701,18 +3572,7 @@
           <w:szCs w:val="24"/>
           <w:lang w:eastAsia="es-ES"/>
         </w:rPr>
-        <w:t>Concepto sin desarrollar: Incertidumbre de Disponibilidad: Actualmente, el cliente tiene que llamar por teléfono para confirmar. El obstáculo aquí es la fricción operativa: si el sistema de reserva falla o es difícil de usar, el usuario volverá al hábito de la llamada o abandonará la compra</w:t>
-      </w:r>
-      <w:r>
-        <w:rPr>
-          <w:rFonts w:ascii="Arial" w:eastAsia="Times New Roman" w:hAnsi="Arial" w:cs="Arial"/>
-          <w:color w:val="000000"/>
-          <w:spacing w:val="2"/>
-          <w:sz w:val="24"/>
-          <w:szCs w:val="24"/>
-          <w:lang w:eastAsia="es-ES"/>
-        </w:rPr>
-        <w:t>.</w:t>
+        <w:t>Concepto sin desarrollar: Incertidumbre de Disponibilidad: Actualmente, el cliente tiene que llamar por teléfono para confirmar. El obstáculo aquí es la fricción operativa: si el sistema de reserva falla o es difícil de usar, el usuario volverá al hábito de la llamada o abandonará la compra.</w:t>
       </w:r>
     </w:p>
     <w:p>
@@ -3721,7 +3581,7 @@
         <w:spacing w:before="100" w:beforeAutospacing="1" w:after="100" w:afterAutospacing="1" w:line="240" w:lineRule="auto"/>
         <w:outlineLvl w:val="3"/>
         <w:rPr>
-          <w:rFonts w:ascii="var(--font-family-headings)" w:eastAsia="Times New Roman" w:hAnsi="var(--font-family-headings)" w:cs="Times New Roman"/>
+          <w:rFonts w:ascii="Arial" w:eastAsia="Times New Roman" w:hAnsi="Arial" w:cs="Arial"/>
           <w:b/>
           <w:bCs/>
           <w:color w:val="000000"/>
@@ -3733,7 +3593,7 @@
       </w:pPr>
       <w:r>
         <w:rPr>
-          <w:rFonts w:ascii="var(--font-family-headings)" w:eastAsia="Times New Roman" w:hAnsi="var(--font-family-headings)" w:cs="Times New Roman"/>
+          <w:rFonts w:ascii="Arial" w:eastAsia="Times New Roman" w:hAnsi="Arial" w:cs="Arial"/>
           <w:b/>
           <w:bCs/>
           <w:color w:val="000000"/>
@@ -3746,7 +3606,7 @@
       </w:r>
       <w:r>
         <w:rPr>
-          <w:rFonts w:ascii="var(--font-family-headings)" w:eastAsia="Times New Roman" w:hAnsi="var(--font-family-headings)" w:cs="Times New Roman"/>
+          <w:rFonts w:ascii="Arial" w:eastAsia="Times New Roman" w:hAnsi="Arial" w:cs="Arial"/>
           <w:b/>
           <w:bCs/>
           <w:color w:val="000000"/>
@@ -3803,18 +3663,7 @@
           <w:szCs w:val="24"/>
           <w:lang w:eastAsia="es-ES"/>
         </w:rPr>
-        <w:t xml:space="preserve"> deba revisar? ¿Qué viene después?</w:t>
-      </w:r>
-      <w:r>
-        <w:rPr>
-          <w:rFonts w:ascii="Arial" w:eastAsia="Times New Roman" w:hAnsi="Arial" w:cs="Arial"/>
-          <w:color w:val="000000"/>
-          <w:spacing w:val="2"/>
-          <w:sz w:val="24"/>
-          <w:szCs w:val="24"/>
-          <w:lang w:eastAsia="es-ES"/>
-        </w:rPr>
-        <w:t xml:space="preserve"> ¿Propuestas</w:t>
+        <w:t xml:space="preserve"> deba revisar? ¿Qué viene después? ¿Propuestas</w:t>
       </w:r>
       <w:r>
         <w:rPr>
@@ -3834,7 +3683,7 @@
         <w:spacing w:before="100" w:beforeAutospacing="1" w:after="100" w:afterAutospacing="1" w:line="240" w:lineRule="auto"/>
         <w:outlineLvl w:val="3"/>
         <w:rPr>
-          <w:rFonts w:ascii="var(--font-family-headings)" w:eastAsia="Times New Roman" w:hAnsi="var(--font-family-headings)" w:cs="Times New Roman"/>
+          <w:rFonts w:ascii="Arial" w:eastAsia="Times New Roman" w:hAnsi="Arial" w:cs="Arial"/>
           <w:b/>
           <w:bCs/>
           <w:color w:val="000000"/>
@@ -3855,19 +3704,17 @@
         </w:rPr>
         <w:t xml:space="preserve">La observación que queremos consultarle al </w:t>
       </w:r>
-      <w:proofErr w:type="spellStart"/>
-      <w:r>
-        <w:rPr>
-          <w:rFonts w:ascii="Arial" w:eastAsia="Times New Roman" w:hAnsi="Arial" w:cs="Arial"/>
-          <w:color w:val="000000"/>
-          <w:spacing w:val="2"/>
-          <w:sz w:val="24"/>
-          <w:szCs w:val="24"/>
-          <w:lang w:eastAsia="es-ES"/>
-        </w:rPr>
-        <w:t>tutar</w:t>
-      </w:r>
-      <w:proofErr w:type="spellEnd"/>
+      <w:r>
+        <w:rPr>
+          <w:rFonts w:ascii="Arial" w:eastAsia="Times New Roman" w:hAnsi="Arial" w:cs="Arial"/>
+          <w:color w:val="000000"/>
+          <w:spacing w:val="2"/>
+          <w:sz w:val="24"/>
+          <w:szCs w:val="24"/>
+          <w:lang w:eastAsia="es-ES"/>
+        </w:rPr>
+        <w:t>tutor</w:t>
+      </w:r>
       <w:r>
         <w:rPr>
           <w:rFonts w:ascii="Arial" w:eastAsia="Times New Roman" w:hAnsi="Arial" w:cs="Arial"/>
@@ -3894,7 +3741,7 @@
 </file>
 
 <file path=word/endnotes.xml><?xml version="1.0" encoding="utf-8"?>
-<w:endnotes xmlns:wpc="http://schemas.microsoft.com/office/word/2010/wordprocessingCanvas" xmlns:cx="http://schemas.microsoft.com/office/drawing/2014/chartex" xmlns:cx1="http://schemas.microsoft.com/office/drawing/2015/9/8/chartex" xmlns:cx2="http://schemas.microsoft.com/office/drawing/2015/10/21/chartex" xmlns:cx3="http://schemas.microsoft.com/office/drawing/2016/5/9/chartex" xmlns:cx4="http://schemas.microsoft.com/office/drawing/2016/5/10/chartex" xmlns:cx5="http://schemas.microsoft.com/office/drawing/2016/5/11/chartex" xmlns:cx6="http://schemas.microsoft.com/office/drawing/2016/5/12/chartex" xmlns:cx7="http://schemas.microsoft.com/office/drawing/2016/5/13/chartex" xmlns:cx8="http://schemas.microsoft.com/office/drawing/2016/5/14/chartex" xmlns:mc="http://schemas.openxmlformats.org/markup-compatibility/2006" xmlns:aink="http://schemas.microsoft.com/office/drawing/2016/ink" xmlns:am3d="http://schemas.microsoft.com/office/drawing/2017/model3d" xmlns:o="urn:schemas-microsoft-com:office:office" xmlns:r="http://schemas.openxmlformats.org/officeDocument/2006/relationships" xmlns:m="http://schemas.openxmlformats.org/officeDocument/2006/math" xmlns:v="urn:schemas-microsoft-com:vml" xmlns:wp14="http://schemas.microsoft.com/office/word/2010/wordprocessingDrawing" xmlns:wp="http://schemas.openxmlformats.org/drawingml/2006/wordprocessingDrawing" xmlns:w10="urn:schemas-microsoft-com:office:word" xmlns:w="http://schemas.openxmlformats.org/wordprocessingml/2006/main" xmlns:w14="http://schemas.microsoft.com/office/word/2010/wordml" xmlns:w15="http://schemas.microsoft.com/office/word/2012/wordml" xmlns:w16cex="http://schemas.microsoft.com/office/word/2018/wordml/cex" xmlns:w16cid="http://schemas.microsoft.com/office/word/2016/wordml/cid" xmlns:w16="http://schemas.microsoft.com/office/word/2018/wordml" xmlns:w16sdtdh="http://schemas.microsoft.com/office/word/2020/wordml/sdtdatahash" xmlns:w16se="http://schemas.microsoft.com/office/word/2015/wordml/symex" xmlns:wpg="http://schemas.microsoft.com/office/word/2010/wordprocessingGroup" xmlns:wpi="http://schemas.microsoft.com/office/word/2010/wordprocessingInk" xmlns:wne="http://schemas.microsoft.com/office/word/2006/wordml" xmlns:wps="http://schemas.microsoft.com/office/word/2010/wordprocessingShape" mc:Ignorable="w14 w15 w16se w16cid w16 w16cex w16sdtdh wp14">
+<w:endnotes xmlns:wpc="http://schemas.microsoft.com/office/word/2010/wordprocessingCanvas" xmlns:cx="http://schemas.microsoft.com/office/drawing/2014/chartex" xmlns:cx1="http://schemas.microsoft.com/office/drawing/2015/9/8/chartex" xmlns:cx2="http://schemas.microsoft.com/office/drawing/2015/10/21/chartex" xmlns:cx3="http://schemas.microsoft.com/office/drawing/2016/5/9/chartex" xmlns:cx4="http://schemas.microsoft.com/office/drawing/2016/5/10/chartex" xmlns:cx5="http://schemas.microsoft.com/office/drawing/2016/5/11/chartex" xmlns:cx6="http://schemas.microsoft.com/office/drawing/2016/5/12/chartex" xmlns:cx7="http://schemas.microsoft.com/office/drawing/2016/5/13/chartex" xmlns:cx8="http://schemas.microsoft.com/office/drawing/2016/5/14/chartex" xmlns:mc="http://schemas.openxmlformats.org/markup-compatibility/2006" xmlns:aink="http://schemas.microsoft.com/office/drawing/2016/ink" xmlns:am3d="http://schemas.microsoft.com/office/drawing/2017/model3d" xmlns:o="urn:schemas-microsoft-com:office:office" xmlns:oel="http://schemas.microsoft.com/office/2019/extlst" xmlns:r="http://schemas.openxmlformats.org/officeDocument/2006/relationships" xmlns:m="http://schemas.openxmlformats.org/officeDocument/2006/math" xmlns:v="urn:schemas-microsoft-com:vml" xmlns:wp14="http://schemas.microsoft.com/office/word/2010/wordprocessingDrawing" xmlns:wp="http://schemas.openxmlformats.org/drawingml/2006/wordprocessingDrawing" xmlns:w10="urn:schemas-microsoft-com:office:word" xmlns:w="http://schemas.openxmlformats.org/wordprocessingml/2006/main" xmlns:w14="http://schemas.microsoft.com/office/word/2010/wordml" xmlns:w15="http://schemas.microsoft.com/office/word/2012/wordml" xmlns:w16cex="http://schemas.microsoft.com/office/word/2018/wordml/cex" xmlns:w16cid="http://schemas.microsoft.com/office/word/2016/wordml/cid" xmlns:w16="http://schemas.microsoft.com/office/word/2018/wordml" xmlns:w16du="http://schemas.microsoft.com/office/word/2023/wordml/word16du" xmlns:w16sdtdh="http://schemas.microsoft.com/office/word/2020/wordml/sdtdatahash" xmlns:w16sdtfl="http://schemas.microsoft.com/office/word/2024/wordml/sdtformatlock" xmlns:w16se="http://schemas.microsoft.com/office/word/2015/wordml/symex" xmlns:wpg="http://schemas.microsoft.com/office/word/2010/wordprocessingGroup" xmlns:wpi="http://schemas.microsoft.com/office/word/2010/wordprocessingInk" xmlns:wne="http://schemas.microsoft.com/office/word/2006/wordml" xmlns:wps="http://schemas.microsoft.com/office/word/2010/wordprocessingShape" mc:Ignorable="w14 w15 w16se w16cid w16 w16cex w16sdtdh w16sdtfl w16du wp14">
   <w:endnote w:type="separator" w:id="-1">
     <w:p>
       <w:pPr>
@@ -3919,10 +3766,10 @@
 </file>
 
 <file path=word/footer1.xml><?xml version="1.0" encoding="utf-8"?>
-<w:ftr xmlns:wpc="http://schemas.microsoft.com/office/word/2010/wordprocessingCanvas" xmlns:cx="http://schemas.microsoft.com/office/drawing/2014/chartex" xmlns:cx1="http://schemas.microsoft.com/office/drawing/2015/9/8/chartex" xmlns:cx2="http://schemas.microsoft.com/office/drawing/2015/10/21/chartex" xmlns:cx3="http://schemas.microsoft.com/office/drawing/2016/5/9/chartex" xmlns:cx4="http://schemas.microsoft.com/office/drawing/2016/5/10/chartex" xmlns:cx5="http://schemas.microsoft.com/office/drawing/2016/5/11/chartex" xmlns:cx6="http://schemas.microsoft.com/office/drawing/2016/5/12/chartex" xmlns:cx7="http://schemas.microsoft.com/office/drawing/2016/5/13/chartex" xmlns:cx8="http://schemas.microsoft.com/office/drawing/2016/5/14/chartex" xmlns:mc="http://schemas.openxmlformats.org/markup-compatibility/2006" xmlns:aink="http://schemas.microsoft.com/office/drawing/2016/ink" xmlns:am3d="http://schemas.microsoft.com/office/drawing/2017/model3d" xmlns:o="urn:schemas-microsoft-com:office:office" xmlns:r="http://schemas.openxmlformats.org/officeDocument/2006/relationships" xmlns:m="http://schemas.openxmlformats.org/officeDocument/2006/math" xmlns:v="urn:schemas-microsoft-com:vml" xmlns:wp14="http://schemas.microsoft.com/office/word/2010/wordprocessingDrawing" xmlns:wp="http://schemas.openxmlformats.org/drawingml/2006/wordprocessingDrawing" xmlns:w10="urn:schemas-microsoft-com:office:word" xmlns:w="http://schemas.openxmlformats.org/wordprocessingml/2006/main" xmlns:w14="http://schemas.microsoft.com/office/word/2010/wordml" xmlns:w15="http://schemas.microsoft.com/office/word/2012/wordml" xmlns:w16cex="http://schemas.microsoft.com/office/word/2018/wordml/cex" xmlns:w16cid="http://schemas.microsoft.com/office/word/2016/wordml/cid" xmlns:w16="http://schemas.microsoft.com/office/word/2018/wordml" xmlns:w16sdtdh="http://schemas.microsoft.com/office/word/2020/wordml/sdtdatahash" xmlns:w16se="http://schemas.microsoft.com/office/word/2015/wordml/symex" xmlns:wpg="http://schemas.microsoft.com/office/word/2010/wordprocessingGroup" xmlns:wpi="http://schemas.microsoft.com/office/word/2010/wordprocessingInk" xmlns:wne="http://schemas.microsoft.com/office/word/2006/wordml" xmlns:wps="http://schemas.microsoft.com/office/word/2010/wordprocessingShape" mc:Ignorable="w14 w15 w16se w16cid w16 w16cex w16sdtdh wp14">
+<w:ftr xmlns:wpc="http://schemas.microsoft.com/office/word/2010/wordprocessingCanvas" xmlns:cx="http://schemas.microsoft.com/office/drawing/2014/chartex" xmlns:cx1="http://schemas.microsoft.com/office/drawing/2015/9/8/chartex" xmlns:cx2="http://schemas.microsoft.com/office/drawing/2015/10/21/chartex" xmlns:cx3="http://schemas.microsoft.com/office/drawing/2016/5/9/chartex" xmlns:cx4="http://schemas.microsoft.com/office/drawing/2016/5/10/chartex" xmlns:cx5="http://schemas.microsoft.com/office/drawing/2016/5/11/chartex" xmlns:cx6="http://schemas.microsoft.com/office/drawing/2016/5/12/chartex" xmlns:cx7="http://schemas.microsoft.com/office/drawing/2016/5/13/chartex" xmlns:cx8="http://schemas.microsoft.com/office/drawing/2016/5/14/chartex" xmlns:mc="http://schemas.openxmlformats.org/markup-compatibility/2006" xmlns:aink="http://schemas.microsoft.com/office/drawing/2016/ink" xmlns:am3d="http://schemas.microsoft.com/office/drawing/2017/model3d" xmlns:o="urn:schemas-microsoft-com:office:office" xmlns:oel="http://schemas.microsoft.com/office/2019/extlst" xmlns:r="http://schemas.openxmlformats.org/officeDocument/2006/relationships" xmlns:m="http://schemas.openxmlformats.org/officeDocument/2006/math" xmlns:v="urn:schemas-microsoft-com:vml" xmlns:wp14="http://schemas.microsoft.com/office/word/2010/wordprocessingDrawing" xmlns:wp="http://schemas.openxmlformats.org/drawingml/2006/wordprocessingDrawing" xmlns:w10="urn:schemas-microsoft-com:office:word" xmlns:w="http://schemas.openxmlformats.org/wordprocessingml/2006/main" xmlns:w14="http://schemas.microsoft.com/office/word/2010/wordml" xmlns:w15="http://schemas.microsoft.com/office/word/2012/wordml" xmlns:w16cex="http://schemas.microsoft.com/office/word/2018/wordml/cex" xmlns:w16cid="http://schemas.microsoft.com/office/word/2016/wordml/cid" xmlns:w16="http://schemas.microsoft.com/office/word/2018/wordml" xmlns:w16du="http://schemas.microsoft.com/office/word/2023/wordml/word16du" xmlns:w16sdtdh="http://schemas.microsoft.com/office/word/2020/wordml/sdtdatahash" xmlns:w16sdtfl="http://schemas.microsoft.com/office/word/2024/wordml/sdtformatlock" xmlns:w16se="http://schemas.microsoft.com/office/word/2015/wordml/symex" xmlns:wpg="http://schemas.microsoft.com/office/word/2010/wordprocessingGroup" xmlns:wpi="http://schemas.microsoft.com/office/word/2010/wordprocessingInk" xmlns:wne="http://schemas.microsoft.com/office/word/2006/wordml" xmlns:wps="http://schemas.microsoft.com/office/word/2010/wordprocessingShape" mc:Ignorable="w14 w15 w16se w16cid w16 w16cex w16sdtdh w16sdtfl w16du wp14">
   <w:p>
     <w:pPr>
-      <w:pStyle w:val="Piedepgina"/>
+      <w:pStyle w:val="Footer"/>
       <w:ind w:left="-993"/>
       <w:rPr>
         <w:rFonts w:ascii="Arial" w:hAnsi="Arial" w:cs="Arial"/>
@@ -3933,7 +3780,7 @@
   </w:p>
   <w:p>
     <w:pPr>
-      <w:pStyle w:val="Piedepgina"/>
+      <w:pStyle w:val="Footer"/>
       <w:ind w:left="-426"/>
     </w:pPr>
   </w:p>
@@ -3941,10 +3788,10 @@
 </file>
 
 <file path=word/footer2.xml><?xml version="1.0" encoding="utf-8"?>
-<w:ftr xmlns:wpc="http://schemas.microsoft.com/office/word/2010/wordprocessingCanvas" xmlns:cx="http://schemas.microsoft.com/office/drawing/2014/chartex" xmlns:cx1="http://schemas.microsoft.com/office/drawing/2015/9/8/chartex" xmlns:cx2="http://schemas.microsoft.com/office/drawing/2015/10/21/chartex" xmlns:cx3="http://schemas.microsoft.com/office/drawing/2016/5/9/chartex" xmlns:cx4="http://schemas.microsoft.com/office/drawing/2016/5/10/chartex" xmlns:cx5="http://schemas.microsoft.com/office/drawing/2016/5/11/chartex" xmlns:cx6="http://schemas.microsoft.com/office/drawing/2016/5/12/chartex" xmlns:cx7="http://schemas.microsoft.com/office/drawing/2016/5/13/chartex" xmlns:cx8="http://schemas.microsoft.com/office/drawing/2016/5/14/chartex" xmlns:mc="http://schemas.openxmlformats.org/markup-compatibility/2006" xmlns:aink="http://schemas.microsoft.com/office/drawing/2016/ink" xmlns:am3d="http://schemas.microsoft.com/office/drawing/2017/model3d" xmlns:o="urn:schemas-microsoft-com:office:office" xmlns:r="http://schemas.openxmlformats.org/officeDocument/2006/relationships" xmlns:m="http://schemas.openxmlformats.org/officeDocument/2006/math" xmlns:v="urn:schemas-microsoft-com:vml" xmlns:wp14="http://schemas.microsoft.com/office/word/2010/wordprocessingDrawing" xmlns:wp="http://schemas.openxmlformats.org/drawingml/2006/wordprocessingDrawing" xmlns:w10="urn:schemas-microsoft-com:office:word" xmlns:w="http://schemas.openxmlformats.org/wordprocessingml/2006/main" xmlns:w14="http://schemas.microsoft.com/office/word/2010/wordml" xmlns:w15="http://schemas.microsoft.com/office/word/2012/wordml" xmlns:w16cex="http://schemas.microsoft.com/office/word/2018/wordml/cex" xmlns:w16cid="http://schemas.microsoft.com/office/word/2016/wordml/cid" xmlns:w16="http://schemas.microsoft.com/office/word/2018/wordml" xmlns:w16sdtdh="http://schemas.microsoft.com/office/word/2020/wordml/sdtdatahash" xmlns:w16se="http://schemas.microsoft.com/office/word/2015/wordml/symex" xmlns:wpg="http://schemas.microsoft.com/office/word/2010/wordprocessingGroup" xmlns:wpi="http://schemas.microsoft.com/office/word/2010/wordprocessingInk" xmlns:wne="http://schemas.microsoft.com/office/word/2006/wordml" xmlns:wps="http://schemas.microsoft.com/office/word/2010/wordprocessingShape" mc:Ignorable="w14 w15 w16se w16cid w16 w16cex w16sdtdh wp14">
+<w:ftr xmlns:wpc="http://schemas.microsoft.com/office/word/2010/wordprocessingCanvas" xmlns:cx="http://schemas.microsoft.com/office/drawing/2014/chartex" xmlns:cx1="http://schemas.microsoft.com/office/drawing/2015/9/8/chartex" xmlns:cx2="http://schemas.microsoft.com/office/drawing/2015/10/21/chartex" xmlns:cx3="http://schemas.microsoft.com/office/drawing/2016/5/9/chartex" xmlns:cx4="http://schemas.microsoft.com/office/drawing/2016/5/10/chartex" xmlns:cx5="http://schemas.microsoft.com/office/drawing/2016/5/11/chartex" xmlns:cx6="http://schemas.microsoft.com/office/drawing/2016/5/12/chartex" xmlns:cx7="http://schemas.microsoft.com/office/drawing/2016/5/13/chartex" xmlns:cx8="http://schemas.microsoft.com/office/drawing/2016/5/14/chartex" xmlns:mc="http://schemas.openxmlformats.org/markup-compatibility/2006" xmlns:aink="http://schemas.microsoft.com/office/drawing/2016/ink" xmlns:am3d="http://schemas.microsoft.com/office/drawing/2017/model3d" xmlns:o="urn:schemas-microsoft-com:office:office" xmlns:oel="http://schemas.microsoft.com/office/2019/extlst" xmlns:r="http://schemas.openxmlformats.org/officeDocument/2006/relationships" xmlns:m="http://schemas.openxmlformats.org/officeDocument/2006/math" xmlns:v="urn:schemas-microsoft-com:vml" xmlns:wp14="http://schemas.microsoft.com/office/word/2010/wordprocessingDrawing" xmlns:wp="http://schemas.openxmlformats.org/drawingml/2006/wordprocessingDrawing" xmlns:w10="urn:schemas-microsoft-com:office:word" xmlns:w="http://schemas.openxmlformats.org/wordprocessingml/2006/main" xmlns:w14="http://schemas.microsoft.com/office/word/2010/wordml" xmlns:w15="http://schemas.microsoft.com/office/word/2012/wordml" xmlns:w16cex="http://schemas.microsoft.com/office/word/2018/wordml/cex" xmlns:w16cid="http://schemas.microsoft.com/office/word/2016/wordml/cid" xmlns:w16="http://schemas.microsoft.com/office/word/2018/wordml" xmlns:w16du="http://schemas.microsoft.com/office/word/2023/wordml/word16du" xmlns:w16sdtdh="http://schemas.microsoft.com/office/word/2020/wordml/sdtdatahash" xmlns:w16sdtfl="http://schemas.microsoft.com/office/word/2024/wordml/sdtformatlock" xmlns:w16se="http://schemas.microsoft.com/office/word/2015/wordml/symex" xmlns:wpg="http://schemas.microsoft.com/office/word/2010/wordprocessingGroup" xmlns:wpi="http://schemas.microsoft.com/office/word/2010/wordprocessingInk" xmlns:wne="http://schemas.microsoft.com/office/word/2006/wordml" xmlns:wps="http://schemas.microsoft.com/office/word/2010/wordprocessingShape" mc:Ignorable="w14 w15 w16se w16cid w16 w16cex w16sdtdh w16sdtfl w16du wp14">
   <w:p>
     <w:pPr>
-      <w:pStyle w:val="Piedepgina"/>
+      <w:pStyle w:val="Footer"/>
       <w:ind w:left="-993"/>
       <w:rPr>
         <w:rFonts w:ascii="Arial" w:hAnsi="Arial" w:cs="Arial"/>
@@ -3998,7 +3845,7 @@
   </w:p>
   <w:p>
     <w:pPr>
-      <w:pStyle w:val="Piedepgina"/>
+      <w:pStyle w:val="Footer"/>
       <w:ind w:left="-426"/>
     </w:pPr>
   </w:p>
@@ -4006,7 +3853,7 @@
 </file>
 
 <file path=word/footnotes.xml><?xml version="1.0" encoding="utf-8"?>
-<w:footnotes xmlns:wpc="http://schemas.microsoft.com/office/word/2010/wordprocessingCanvas" xmlns:cx="http://schemas.microsoft.com/office/drawing/2014/chartex" xmlns:cx1="http://schemas.microsoft.com/office/drawing/2015/9/8/chartex" xmlns:cx2="http://schemas.microsoft.com/office/drawing/2015/10/21/chartex" xmlns:cx3="http://schemas.microsoft.com/office/drawing/2016/5/9/chartex" xmlns:cx4="http://schemas.microsoft.com/office/drawing/2016/5/10/chartex" xmlns:cx5="http://schemas.microsoft.com/office/drawing/2016/5/11/chartex" xmlns:cx6="http://schemas.microsoft.com/office/drawing/2016/5/12/chartex" xmlns:cx7="http://schemas.microsoft.com/office/drawing/2016/5/13/chartex" xmlns:cx8="http://schemas.microsoft.com/office/drawing/2016/5/14/chartex" xmlns:mc="http://schemas.openxmlformats.org/markup-compatibility/2006" xmlns:aink="http://schemas.microsoft.com/office/drawing/2016/ink" xmlns:am3d="http://schemas.microsoft.com/office/drawing/2017/model3d" xmlns:o="urn:schemas-microsoft-com:office:office" xmlns:r="http://schemas.openxmlformats.org/officeDocument/2006/relationships" xmlns:m="http://schemas.openxmlformats.org/officeDocument/2006/math" xmlns:v="urn:schemas-microsoft-com:vml" xmlns:wp14="http://schemas.microsoft.com/office/word/2010/wordprocessingDrawing" xmlns:wp="http://schemas.openxmlformats.org/drawingml/2006/wordprocessingDrawing" xmlns:w10="urn:schemas-microsoft-com:office:word" xmlns:w="http://schemas.openxmlformats.org/wordprocessingml/2006/main" xmlns:w14="http://schemas.microsoft.com/office/word/2010/wordml" xmlns:w15="http://schemas.microsoft.com/office/word/2012/wordml" xmlns:w16cex="http://schemas.microsoft.com/office/word/2018/wordml/cex" xmlns:w16cid="http://schemas.microsoft.com/office/word/2016/wordml/cid" xmlns:w16="http://schemas.microsoft.com/office/word/2018/wordml" xmlns:w16sdtdh="http://schemas.microsoft.com/office/word/2020/wordml/sdtdatahash" xmlns:w16se="http://schemas.microsoft.com/office/word/2015/wordml/symex" xmlns:wpg="http://schemas.microsoft.com/office/word/2010/wordprocessingGroup" xmlns:wpi="http://schemas.microsoft.com/office/word/2010/wordprocessingInk" xmlns:wne="http://schemas.microsoft.com/office/word/2006/wordml" xmlns:wps="http://schemas.microsoft.com/office/word/2010/wordprocessingShape" mc:Ignorable="w14 w15 w16se w16cid w16 w16cex w16sdtdh wp14">
+<w:footnotes xmlns:wpc="http://schemas.microsoft.com/office/word/2010/wordprocessingCanvas" xmlns:cx="http://schemas.microsoft.com/office/drawing/2014/chartex" xmlns:cx1="http://schemas.microsoft.com/office/drawing/2015/9/8/chartex" xmlns:cx2="http://schemas.microsoft.com/office/drawing/2015/10/21/chartex" xmlns:cx3="http://schemas.microsoft.com/office/drawing/2016/5/9/chartex" xmlns:cx4="http://schemas.microsoft.com/office/drawing/2016/5/10/chartex" xmlns:cx5="http://schemas.microsoft.com/office/drawing/2016/5/11/chartex" xmlns:cx6="http://schemas.microsoft.com/office/drawing/2016/5/12/chartex" xmlns:cx7="http://schemas.microsoft.com/office/drawing/2016/5/13/chartex" xmlns:cx8="http://schemas.microsoft.com/office/drawing/2016/5/14/chartex" xmlns:mc="http://schemas.openxmlformats.org/markup-compatibility/2006" xmlns:aink="http://schemas.microsoft.com/office/drawing/2016/ink" xmlns:am3d="http://schemas.microsoft.com/office/drawing/2017/model3d" xmlns:o="urn:schemas-microsoft-com:office:office" xmlns:oel="http://schemas.microsoft.com/office/2019/extlst" xmlns:r="http://schemas.openxmlformats.org/officeDocument/2006/relationships" xmlns:m="http://schemas.openxmlformats.org/officeDocument/2006/math" xmlns:v="urn:schemas-microsoft-com:vml" xmlns:wp14="http://schemas.microsoft.com/office/word/2010/wordprocessingDrawing" xmlns:wp="http://schemas.openxmlformats.org/drawingml/2006/wordprocessingDrawing" xmlns:w10="urn:schemas-microsoft-com:office:word" xmlns:w="http://schemas.openxmlformats.org/wordprocessingml/2006/main" xmlns:w14="http://schemas.microsoft.com/office/word/2010/wordml" xmlns:w15="http://schemas.microsoft.com/office/word/2012/wordml" xmlns:w16cex="http://schemas.microsoft.com/office/word/2018/wordml/cex" xmlns:w16cid="http://schemas.microsoft.com/office/word/2016/wordml/cid" xmlns:w16="http://schemas.microsoft.com/office/word/2018/wordml" xmlns:w16du="http://schemas.microsoft.com/office/word/2023/wordml/word16du" xmlns:w16sdtdh="http://schemas.microsoft.com/office/word/2020/wordml/sdtdatahash" xmlns:w16sdtfl="http://schemas.microsoft.com/office/word/2024/wordml/sdtformatlock" xmlns:w16se="http://schemas.microsoft.com/office/word/2015/wordml/symex" xmlns:wpg="http://schemas.microsoft.com/office/word/2010/wordprocessingGroup" xmlns:wpi="http://schemas.microsoft.com/office/word/2010/wordprocessingInk" xmlns:wne="http://schemas.microsoft.com/office/word/2006/wordml" xmlns:wps="http://schemas.microsoft.com/office/word/2010/wordprocessingShape" mc:Ignorable="w14 w15 w16se w16cid w16 w16cex w16sdtdh w16sdtfl w16du wp14">
   <w:footnote w:type="separator" w:id="-1">
     <w:p>
       <w:pPr>
@@ -4031,10 +3878,10 @@
 </file>
 
 <file path=word/header1.xml><?xml version="1.0" encoding="utf-8"?>
-<w:hdr xmlns:wpc="http://schemas.microsoft.com/office/word/2010/wordprocessingCanvas" xmlns:cx="http://schemas.microsoft.com/office/drawing/2014/chartex" xmlns:cx1="http://schemas.microsoft.com/office/drawing/2015/9/8/chartex" xmlns:cx2="http://schemas.microsoft.com/office/drawing/2015/10/21/chartex" xmlns:cx3="http://schemas.microsoft.com/office/drawing/2016/5/9/chartex" xmlns:cx4="http://schemas.microsoft.com/office/drawing/2016/5/10/chartex" xmlns:cx5="http://schemas.microsoft.com/office/drawing/2016/5/11/chartex" xmlns:cx6="http://schemas.microsoft.com/office/drawing/2016/5/12/chartex" xmlns:cx7="http://schemas.microsoft.com/office/drawing/2016/5/13/chartex" xmlns:cx8="http://schemas.microsoft.com/office/drawing/2016/5/14/chartex" xmlns:mc="http://schemas.openxmlformats.org/markup-compatibility/2006" xmlns:aink="http://schemas.microsoft.com/office/drawing/2016/ink" xmlns:am3d="http://schemas.microsoft.com/office/drawing/2017/model3d" xmlns:o="urn:schemas-microsoft-com:office:office" xmlns:r="http://schemas.openxmlformats.org/officeDocument/2006/relationships" xmlns:m="http://schemas.openxmlformats.org/officeDocument/2006/math" xmlns:v="urn:schemas-microsoft-com:vml" xmlns:wp14="http://schemas.microsoft.com/office/word/2010/wordprocessingDrawing" xmlns:wp="http://schemas.openxmlformats.org/drawingml/2006/wordprocessingDrawing" xmlns:w10="urn:schemas-microsoft-com:office:word" xmlns:w="http://schemas.openxmlformats.org/wordprocessingml/2006/main" xmlns:w14="http://schemas.microsoft.com/office/word/2010/wordml" xmlns:w15="http://schemas.microsoft.com/office/word/2012/wordml" xmlns:w16cex="http://schemas.microsoft.com/office/word/2018/wordml/cex" xmlns:w16cid="http://schemas.microsoft.com/office/word/2016/wordml/cid" xmlns:w16="http://schemas.microsoft.com/office/word/2018/wordml" xmlns:w16sdtdh="http://schemas.microsoft.com/office/word/2020/wordml/sdtdatahash" xmlns:w16se="http://schemas.microsoft.com/office/word/2015/wordml/symex" xmlns:wpg="http://schemas.microsoft.com/office/word/2010/wordprocessingGroup" xmlns:wpi="http://schemas.microsoft.com/office/word/2010/wordprocessingInk" xmlns:wne="http://schemas.microsoft.com/office/word/2006/wordml" xmlns:wps="http://schemas.microsoft.com/office/word/2010/wordprocessingShape" mc:Ignorable="w14 w15 w16se w16cid w16 w16cex w16sdtdh wp14">
+<w:hdr xmlns:wpc="http://schemas.microsoft.com/office/word/2010/wordprocessingCanvas" xmlns:cx="http://schemas.microsoft.com/office/drawing/2014/chartex" xmlns:cx1="http://schemas.microsoft.com/office/drawing/2015/9/8/chartex" xmlns:cx2="http://schemas.microsoft.com/office/drawing/2015/10/21/chartex" xmlns:cx3="http://schemas.microsoft.com/office/drawing/2016/5/9/chartex" xmlns:cx4="http://schemas.microsoft.com/office/drawing/2016/5/10/chartex" xmlns:cx5="http://schemas.microsoft.com/office/drawing/2016/5/11/chartex" xmlns:cx6="http://schemas.microsoft.com/office/drawing/2016/5/12/chartex" xmlns:cx7="http://schemas.microsoft.com/office/drawing/2016/5/13/chartex" xmlns:cx8="http://schemas.microsoft.com/office/drawing/2016/5/14/chartex" xmlns:mc="http://schemas.openxmlformats.org/markup-compatibility/2006" xmlns:aink="http://schemas.microsoft.com/office/drawing/2016/ink" xmlns:am3d="http://schemas.microsoft.com/office/drawing/2017/model3d" xmlns:o="urn:schemas-microsoft-com:office:office" xmlns:oel="http://schemas.microsoft.com/office/2019/extlst" xmlns:r="http://schemas.openxmlformats.org/officeDocument/2006/relationships" xmlns:m="http://schemas.openxmlformats.org/officeDocument/2006/math" xmlns:v="urn:schemas-microsoft-com:vml" xmlns:wp14="http://schemas.microsoft.com/office/word/2010/wordprocessingDrawing" xmlns:wp="http://schemas.openxmlformats.org/drawingml/2006/wordprocessingDrawing" xmlns:w10="urn:schemas-microsoft-com:office:word" xmlns:w="http://schemas.openxmlformats.org/wordprocessingml/2006/main" xmlns:w14="http://schemas.microsoft.com/office/word/2010/wordml" xmlns:w15="http://schemas.microsoft.com/office/word/2012/wordml" xmlns:w16cex="http://schemas.microsoft.com/office/word/2018/wordml/cex" xmlns:w16cid="http://schemas.microsoft.com/office/word/2016/wordml/cid" xmlns:w16="http://schemas.microsoft.com/office/word/2018/wordml" xmlns:w16du="http://schemas.microsoft.com/office/word/2023/wordml/word16du" xmlns:w16sdtdh="http://schemas.microsoft.com/office/word/2020/wordml/sdtdatahash" xmlns:w16sdtfl="http://schemas.microsoft.com/office/word/2024/wordml/sdtformatlock" xmlns:w16se="http://schemas.microsoft.com/office/word/2015/wordml/symex" xmlns:wpg="http://schemas.microsoft.com/office/word/2010/wordprocessingGroup" xmlns:wpi="http://schemas.microsoft.com/office/word/2010/wordprocessingInk" xmlns:wne="http://schemas.microsoft.com/office/word/2006/wordml" xmlns:wps="http://schemas.microsoft.com/office/word/2010/wordprocessingShape" mc:Ignorable="w14 w15 w16se w16cid w16 w16cex w16sdtdh w16sdtfl w16du wp14">
   <w:p>
     <w:pPr>
-      <w:pStyle w:val="Encabezado"/>
+      <w:pStyle w:val="Header"/>
     </w:pPr>
     <w:r>
       <w:rPr>
@@ -4109,10 +3956,10 @@
 </file>
 
 <file path=word/header2.xml><?xml version="1.0" encoding="utf-8"?>
-<w:hdr xmlns:wpc="http://schemas.microsoft.com/office/word/2010/wordprocessingCanvas" xmlns:cx="http://schemas.microsoft.com/office/drawing/2014/chartex" xmlns:cx1="http://schemas.microsoft.com/office/drawing/2015/9/8/chartex" xmlns:cx2="http://schemas.microsoft.com/office/drawing/2015/10/21/chartex" xmlns:cx3="http://schemas.microsoft.com/office/drawing/2016/5/9/chartex" xmlns:cx4="http://schemas.microsoft.com/office/drawing/2016/5/10/chartex" xmlns:cx5="http://schemas.microsoft.com/office/drawing/2016/5/11/chartex" xmlns:cx6="http://schemas.microsoft.com/office/drawing/2016/5/12/chartex" xmlns:cx7="http://schemas.microsoft.com/office/drawing/2016/5/13/chartex" xmlns:cx8="http://schemas.microsoft.com/office/drawing/2016/5/14/chartex" xmlns:mc="http://schemas.openxmlformats.org/markup-compatibility/2006" xmlns:aink="http://schemas.microsoft.com/office/drawing/2016/ink" xmlns:am3d="http://schemas.microsoft.com/office/drawing/2017/model3d" xmlns:o="urn:schemas-microsoft-com:office:office" xmlns:r="http://schemas.openxmlformats.org/officeDocument/2006/relationships" xmlns:m="http://schemas.openxmlformats.org/officeDocument/2006/math" xmlns:v="urn:schemas-microsoft-com:vml" xmlns:wp14="http://schemas.microsoft.com/office/word/2010/wordprocessingDrawing" xmlns:wp="http://schemas.openxmlformats.org/drawingml/2006/wordprocessingDrawing" xmlns:w10="urn:schemas-microsoft-com:office:word" xmlns:w="http://schemas.openxmlformats.org/wordprocessingml/2006/main" xmlns:w14="http://schemas.microsoft.com/office/word/2010/wordml" xmlns:w15="http://schemas.microsoft.com/office/word/2012/wordml" xmlns:w16cex="http://schemas.microsoft.com/office/word/2018/wordml/cex" xmlns:w16cid="http://schemas.microsoft.com/office/word/2016/wordml/cid" xmlns:w16="http://schemas.microsoft.com/office/word/2018/wordml" xmlns:w16sdtdh="http://schemas.microsoft.com/office/word/2020/wordml/sdtdatahash" xmlns:w16se="http://schemas.microsoft.com/office/word/2015/wordml/symex" xmlns:wpg="http://schemas.microsoft.com/office/word/2010/wordprocessingGroup" xmlns:wpi="http://schemas.microsoft.com/office/word/2010/wordprocessingInk" xmlns:wne="http://schemas.microsoft.com/office/word/2006/wordml" xmlns:wps="http://schemas.microsoft.com/office/word/2010/wordprocessingShape" mc:Ignorable="w14 w15 w16se w16cid w16 w16cex w16sdtdh wp14">
+<w:hdr xmlns:wpc="http://schemas.microsoft.com/office/word/2010/wordprocessingCanvas" xmlns:cx="http://schemas.microsoft.com/office/drawing/2014/chartex" xmlns:cx1="http://schemas.microsoft.com/office/drawing/2015/9/8/chartex" xmlns:cx2="http://schemas.microsoft.com/office/drawing/2015/10/21/chartex" xmlns:cx3="http://schemas.microsoft.com/office/drawing/2016/5/9/chartex" xmlns:cx4="http://schemas.microsoft.com/office/drawing/2016/5/10/chartex" xmlns:cx5="http://schemas.microsoft.com/office/drawing/2016/5/11/chartex" xmlns:cx6="http://schemas.microsoft.com/office/drawing/2016/5/12/chartex" xmlns:cx7="http://schemas.microsoft.com/office/drawing/2016/5/13/chartex" xmlns:cx8="http://schemas.microsoft.com/office/drawing/2016/5/14/chartex" xmlns:mc="http://schemas.openxmlformats.org/markup-compatibility/2006" xmlns:aink="http://schemas.microsoft.com/office/drawing/2016/ink" xmlns:am3d="http://schemas.microsoft.com/office/drawing/2017/model3d" xmlns:o="urn:schemas-microsoft-com:office:office" xmlns:oel="http://schemas.microsoft.com/office/2019/extlst" xmlns:r="http://schemas.openxmlformats.org/officeDocument/2006/relationships" xmlns:m="http://schemas.openxmlformats.org/officeDocument/2006/math" xmlns:v="urn:schemas-microsoft-com:vml" xmlns:wp14="http://schemas.microsoft.com/office/word/2010/wordprocessingDrawing" xmlns:wp="http://schemas.openxmlformats.org/drawingml/2006/wordprocessingDrawing" xmlns:w10="urn:schemas-microsoft-com:office:word" xmlns:w="http://schemas.openxmlformats.org/wordprocessingml/2006/main" xmlns:w14="http://schemas.microsoft.com/office/word/2010/wordml" xmlns:w15="http://schemas.microsoft.com/office/word/2012/wordml" xmlns:w16cex="http://schemas.microsoft.com/office/word/2018/wordml/cex" xmlns:w16cid="http://schemas.microsoft.com/office/word/2016/wordml/cid" xmlns:w16="http://schemas.microsoft.com/office/word/2018/wordml" xmlns:w16du="http://schemas.microsoft.com/office/word/2023/wordml/word16du" xmlns:w16sdtdh="http://schemas.microsoft.com/office/word/2020/wordml/sdtdatahash" xmlns:w16sdtfl="http://schemas.microsoft.com/office/word/2024/wordml/sdtformatlock" xmlns:w16se="http://schemas.microsoft.com/office/word/2015/wordml/symex" xmlns:wpg="http://schemas.microsoft.com/office/word/2010/wordprocessingGroup" xmlns:wpi="http://schemas.microsoft.com/office/word/2010/wordprocessingInk" xmlns:wne="http://schemas.microsoft.com/office/word/2006/wordml" xmlns:wps="http://schemas.microsoft.com/office/word/2010/wordprocessingShape" mc:Ignorable="w14 w15 w16se w16cid w16 w16cex w16sdtdh w16sdtfl w16du wp14">
   <w:p>
     <w:pPr>
-      <w:pStyle w:val="Encabezado"/>
+      <w:pStyle w:val="Header"/>
       <w:jc w:val="right"/>
     </w:pPr>
     <w:r>
@@ -4181,7 +4028,7 @@
 </file>
 
 <file path=word/numbering.xml><?xml version="1.0" encoding="utf-8"?>
-<w:numbering xmlns:wpc="http://schemas.microsoft.com/office/word/2010/wordprocessingCanvas" xmlns:cx="http://schemas.microsoft.com/office/drawing/2014/chartex" xmlns:cx1="http://schemas.microsoft.com/office/drawing/2015/9/8/chartex" xmlns:cx2="http://schemas.microsoft.com/office/drawing/2015/10/21/chartex" xmlns:cx3="http://schemas.microsoft.com/office/drawing/2016/5/9/chartex" xmlns:cx4="http://schemas.microsoft.com/office/drawing/2016/5/10/chartex" xmlns:cx5="http://schemas.microsoft.com/office/drawing/2016/5/11/chartex" xmlns:cx6="http://schemas.microsoft.com/office/drawing/2016/5/12/chartex" xmlns:cx7="http://schemas.microsoft.com/office/drawing/2016/5/13/chartex" xmlns:cx8="http://schemas.microsoft.com/office/drawing/2016/5/14/chartex" xmlns:mc="http://schemas.openxmlformats.org/markup-compatibility/2006" xmlns:aink="http://schemas.microsoft.com/office/drawing/2016/ink" xmlns:am3d="http://schemas.microsoft.com/office/drawing/2017/model3d" xmlns:o="urn:schemas-microsoft-com:office:office" xmlns:r="http://schemas.openxmlformats.org/officeDocument/2006/relationships" xmlns:m="http://schemas.openxmlformats.org/officeDocument/2006/math" xmlns:v="urn:schemas-microsoft-com:vml" xmlns:wp14="http://schemas.microsoft.com/office/word/2010/wordprocessingDrawing" xmlns:wp="http://schemas.openxmlformats.org/drawingml/2006/wordprocessingDrawing" xmlns:w10="urn:schemas-microsoft-com:office:word" xmlns:w="http://schemas.openxmlformats.org/wordprocessingml/2006/main" xmlns:w14="http://schemas.microsoft.com/office/word/2010/wordml" xmlns:w15="http://schemas.microsoft.com/office/word/2012/wordml" xmlns:w16cex="http://schemas.microsoft.com/office/word/2018/wordml/cex" xmlns:w16cid="http://schemas.microsoft.com/office/word/2016/wordml/cid" xmlns:w16="http://schemas.microsoft.com/office/word/2018/wordml" xmlns:w16sdtdh="http://schemas.microsoft.com/office/word/2020/wordml/sdtdatahash" xmlns:w16se="http://schemas.microsoft.com/office/word/2015/wordml/symex" xmlns:wpg="http://schemas.microsoft.com/office/word/2010/wordprocessingGroup" xmlns:wpi="http://schemas.microsoft.com/office/word/2010/wordprocessingInk" xmlns:wne="http://schemas.microsoft.com/office/word/2006/wordml" xmlns:wps="http://schemas.microsoft.com/office/word/2010/wordprocessingShape" mc:Ignorable="w14 w15 w16se w16cid w16 w16cex w16sdtdh wp14">
+<w:numbering xmlns:wpc="http://schemas.microsoft.com/office/word/2010/wordprocessingCanvas" xmlns:cx="http://schemas.microsoft.com/office/drawing/2014/chartex" xmlns:cx1="http://schemas.microsoft.com/office/drawing/2015/9/8/chartex" xmlns:cx2="http://schemas.microsoft.com/office/drawing/2015/10/21/chartex" xmlns:cx3="http://schemas.microsoft.com/office/drawing/2016/5/9/chartex" xmlns:cx4="http://schemas.microsoft.com/office/drawing/2016/5/10/chartex" xmlns:cx5="http://schemas.microsoft.com/office/drawing/2016/5/11/chartex" xmlns:cx6="http://schemas.microsoft.com/office/drawing/2016/5/12/chartex" xmlns:cx7="http://schemas.microsoft.com/office/drawing/2016/5/13/chartex" xmlns:cx8="http://schemas.microsoft.com/office/drawing/2016/5/14/chartex" xmlns:mc="http://schemas.openxmlformats.org/markup-compatibility/2006" xmlns:aink="http://schemas.microsoft.com/office/drawing/2016/ink" xmlns:am3d="http://schemas.microsoft.com/office/drawing/2017/model3d" xmlns:o="urn:schemas-microsoft-com:office:office" xmlns:oel="http://schemas.microsoft.com/office/2019/extlst" xmlns:r="http://schemas.openxmlformats.org/officeDocument/2006/relationships" xmlns:m="http://schemas.openxmlformats.org/officeDocument/2006/math" xmlns:v="urn:schemas-microsoft-com:vml" xmlns:wp14="http://schemas.microsoft.com/office/word/2010/wordprocessingDrawing" xmlns:wp="http://schemas.openxmlformats.org/drawingml/2006/wordprocessingDrawing" xmlns:w10="urn:schemas-microsoft-com:office:word" xmlns:w="http://schemas.openxmlformats.org/wordprocessingml/2006/main" xmlns:w14="http://schemas.microsoft.com/office/word/2010/wordml" xmlns:w15="http://schemas.microsoft.com/office/word/2012/wordml" xmlns:w16cex="http://schemas.microsoft.com/office/word/2018/wordml/cex" xmlns:w16cid="http://schemas.microsoft.com/office/word/2016/wordml/cid" xmlns:w16="http://schemas.microsoft.com/office/word/2018/wordml" xmlns:w16du="http://schemas.microsoft.com/office/word/2023/wordml/word16du" xmlns:w16sdtdh="http://schemas.microsoft.com/office/word/2020/wordml/sdtdatahash" xmlns:w16sdtfl="http://schemas.microsoft.com/office/word/2024/wordml/sdtformatlock" xmlns:w16se="http://schemas.microsoft.com/office/word/2015/wordml/symex" xmlns:wpg="http://schemas.microsoft.com/office/word/2010/wordprocessingGroup" xmlns:wpi="http://schemas.microsoft.com/office/word/2010/wordprocessingInk" xmlns:wne="http://schemas.microsoft.com/office/word/2006/wordml" xmlns:wps="http://schemas.microsoft.com/office/word/2010/wordprocessingShape" mc:Ignorable="w14 w15 w16se w16cid w16 w16cex w16sdtdh w16sdtfl w16du wp14">
   <w:abstractNum w:abstractNumId="0" w15:restartNumberingAfterBreak="0">
     <w:nsid w:val="1242289E"/>
     <w:multiLevelType w:val="hybridMultilevel"/>
@@ -5035,35 +4882,35 @@
       </w:rPr>
     </w:lvl>
   </w:abstractNum>
-  <w:num w:numId="1">
+  <w:num w:numId="1" w16cid:durableId="1999267679">
     <w:abstractNumId w:val="0"/>
   </w:num>
-  <w:num w:numId="2">
+  <w:num w:numId="2" w16cid:durableId="857961239">
     <w:abstractNumId w:val="5"/>
   </w:num>
-  <w:num w:numId="3">
+  <w:num w:numId="3" w16cid:durableId="153645922">
     <w:abstractNumId w:val="6"/>
   </w:num>
-  <w:num w:numId="4">
+  <w:num w:numId="4" w16cid:durableId="1574506341">
     <w:abstractNumId w:val="1"/>
   </w:num>
-  <w:num w:numId="5">
+  <w:num w:numId="5" w16cid:durableId="353265340">
     <w:abstractNumId w:val="7"/>
   </w:num>
-  <w:num w:numId="6">
+  <w:num w:numId="6" w16cid:durableId="1213616025">
     <w:abstractNumId w:val="4"/>
   </w:num>
-  <w:num w:numId="7">
+  <w:num w:numId="7" w16cid:durableId="969164955">
     <w:abstractNumId w:val="3"/>
   </w:num>
-  <w:num w:numId="8">
+  <w:num w:numId="8" w16cid:durableId="1359624305">
     <w:abstractNumId w:val="2"/>
   </w:num>
 </w:numbering>
 </file>
 
 <file path=word/styles.xml><?xml version="1.0" encoding="utf-8"?>
-<w:styles xmlns:mc="http://schemas.openxmlformats.org/markup-compatibility/2006" xmlns:r="http://schemas.openxmlformats.org/officeDocument/2006/relationships" xmlns:w="http://schemas.openxmlformats.org/wordprocessingml/2006/main" xmlns:w14="http://schemas.microsoft.com/office/word/2010/wordml" xmlns:w15="http://schemas.microsoft.com/office/word/2012/wordml" xmlns:w16cex="http://schemas.microsoft.com/office/word/2018/wordml/cex" xmlns:w16cid="http://schemas.microsoft.com/office/word/2016/wordml/cid" xmlns:w16="http://schemas.microsoft.com/office/word/2018/wordml" xmlns:w16sdtdh="http://schemas.microsoft.com/office/word/2020/wordml/sdtdatahash" xmlns:w16se="http://schemas.microsoft.com/office/word/2015/wordml/symex" mc:Ignorable="w14 w15 w16se w16cid w16 w16cex w16sdtdh">
+<w:styles xmlns:mc="http://schemas.openxmlformats.org/markup-compatibility/2006" xmlns:r="http://schemas.openxmlformats.org/officeDocument/2006/relationships" xmlns:w="http://schemas.openxmlformats.org/wordprocessingml/2006/main" xmlns:w14="http://schemas.microsoft.com/office/word/2010/wordml" xmlns:w15="http://schemas.microsoft.com/office/word/2012/wordml" xmlns:w16cex="http://schemas.microsoft.com/office/word/2018/wordml/cex" xmlns:w16cid="http://schemas.microsoft.com/office/word/2016/wordml/cid" xmlns:w16="http://schemas.microsoft.com/office/word/2018/wordml" xmlns:w16du="http://schemas.microsoft.com/office/word/2023/wordml/word16du" xmlns:w16sdtdh="http://schemas.microsoft.com/office/word/2020/wordml/sdtdatahash" xmlns:w16sdtfl="http://schemas.microsoft.com/office/word/2024/wordml/sdtformatlock" xmlns:w16se="http://schemas.microsoft.com/office/word/2015/wordml/symex" mc:Ignorable="w14 w15 w16se w16cid w16 w16cex w16sdtdh w16sdtfl w16du">
   <w:docDefaults>
     <w:rPrDefault>
       <w:rPr>
@@ -5468,11 +5315,11 @@
       <w:rFonts w:ascii="Trebuchet MS" w:hAnsi="Trebuchet MS"/>
     </w:rPr>
   </w:style>
-  <w:style w:type="paragraph" w:styleId="Ttulo8">
+  <w:style w:type="paragraph" w:styleId="Heading8">
     <w:name w:val="heading 8"/>
     <w:basedOn w:val="Normal"/>
     <w:next w:val="Normal"/>
-    <w:link w:val="Ttulo8Car"/>
+    <w:link w:val="Heading8Char"/>
     <w:qFormat/>
     <w:rsid w:val="00003C36"/>
     <w:pPr>
@@ -5490,12 +5337,13 @@
       <w:lang w:eastAsia="es-ES"/>
     </w:rPr>
   </w:style>
-  <w:style w:type="character" w:default="1" w:styleId="Fuentedeprrafopredeter">
+  <w:style w:type="character" w:default="1" w:styleId="DefaultParagraphFont">
     <w:name w:val="Default Paragraph Font"/>
     <w:uiPriority w:val="1"/>
+    <w:semiHidden/>
     <w:unhideWhenUsed/>
   </w:style>
-  <w:style w:type="table" w:default="1" w:styleId="Tablanormal">
+  <w:style w:type="table" w:default="1" w:styleId="TableNormal">
     <w:name w:val="Normal Table"/>
     <w:uiPriority w:val="99"/>
     <w:semiHidden/>
@@ -5510,7 +5358,7 @@
       </w:tblCellMar>
     </w:tblPr>
   </w:style>
-  <w:style w:type="numbering" w:default="1" w:styleId="Sinlista">
+  <w:style w:type="numbering" w:default="1" w:styleId="NoList">
     <w:name w:val="No List"/>
     <w:uiPriority w:val="99"/>
     <w:semiHidden/>
@@ -5532,10 +5380,10 @@
       <w:lang w:eastAsia="es-ES"/>
     </w:rPr>
   </w:style>
-  <w:style w:type="paragraph" w:styleId="Encabezado">
+  <w:style w:type="paragraph" w:styleId="Header">
     <w:name w:val="header"/>
     <w:basedOn w:val="Normal"/>
-    <w:link w:val="EncabezadoCar"/>
+    <w:link w:val="HeaderChar"/>
     <w:uiPriority w:val="99"/>
     <w:unhideWhenUsed/>
     <w:rsid w:val="0042546A"/>
@@ -5547,20 +5395,20 @@
       <w:spacing w:after="0" w:line="240" w:lineRule="auto"/>
     </w:pPr>
   </w:style>
-  <w:style w:type="character" w:customStyle="1" w:styleId="EncabezadoCar">
-    <w:name w:val="Encabezado Car"/>
-    <w:basedOn w:val="Fuentedeprrafopredeter"/>
-    <w:link w:val="Encabezado"/>
+  <w:style w:type="character" w:customStyle="1" w:styleId="HeaderChar">
+    <w:name w:val="Header Char"/>
+    <w:basedOn w:val="DefaultParagraphFont"/>
+    <w:link w:val="Header"/>
     <w:uiPriority w:val="99"/>
     <w:rsid w:val="0042546A"/>
     <w:rPr>
       <w:rFonts w:ascii="Trebuchet MS" w:hAnsi="Trebuchet MS"/>
     </w:rPr>
   </w:style>
-  <w:style w:type="paragraph" w:styleId="Piedepgina">
+  <w:style w:type="paragraph" w:styleId="Footer">
     <w:name w:val="footer"/>
     <w:basedOn w:val="Normal"/>
-    <w:link w:val="PiedepginaCar"/>
+    <w:link w:val="FooterChar"/>
     <w:uiPriority w:val="99"/>
     <w:unhideWhenUsed/>
     <w:rsid w:val="0042546A"/>
@@ -5572,17 +5420,17 @@
       <w:spacing w:after="0" w:line="240" w:lineRule="auto"/>
     </w:pPr>
   </w:style>
-  <w:style w:type="character" w:customStyle="1" w:styleId="PiedepginaCar">
-    <w:name w:val="Pie de página Car"/>
-    <w:basedOn w:val="Fuentedeprrafopredeter"/>
-    <w:link w:val="Piedepgina"/>
+  <w:style w:type="character" w:customStyle="1" w:styleId="FooterChar">
+    <w:name w:val="Footer Char"/>
+    <w:basedOn w:val="DefaultParagraphFont"/>
+    <w:link w:val="Footer"/>
     <w:uiPriority w:val="99"/>
     <w:rsid w:val="0042546A"/>
     <w:rPr>
       <w:rFonts w:ascii="Trebuchet MS" w:hAnsi="Trebuchet MS"/>
     </w:rPr>
   </w:style>
-  <w:style w:type="paragraph" w:styleId="Prrafodelista">
+  <w:style w:type="paragraph" w:styleId="ListParagraph">
     <w:name w:val="List Paragraph"/>
     <w:basedOn w:val="Normal"/>
     <w:uiPriority w:val="34"/>
@@ -5593,10 +5441,10 @@
       <w:contextualSpacing/>
     </w:pPr>
   </w:style>
-  <w:style w:type="character" w:customStyle="1" w:styleId="Ttulo8Car">
-    <w:name w:val="Título 8 Car"/>
-    <w:basedOn w:val="Fuentedeprrafopredeter"/>
-    <w:link w:val="Ttulo8"/>
+  <w:style w:type="character" w:customStyle="1" w:styleId="Heading8Char">
+    <w:name w:val="Heading 8 Char"/>
+    <w:basedOn w:val="DefaultParagraphFont"/>
+    <w:link w:val="Heading8"/>
     <w:rsid w:val="00003C36"/>
     <w:rPr>
       <w:rFonts w:ascii="Arial" w:eastAsia="Calibri" w:hAnsi="Arial" w:cs="Arial"/>
@@ -5610,12 +5458,12 @@
   </w:style>
   <w:style w:type="character" w:customStyle="1" w:styleId="citation-27">
     <w:name w:val="citation-27"/>
-    <w:basedOn w:val="Fuentedeprrafopredeter"/>
+    <w:basedOn w:val="DefaultParagraphFont"/>
     <w:rsid w:val="000D4C5E"/>
   </w:style>
   <w:style w:type="character" w:customStyle="1" w:styleId="citation-26">
     <w:name w:val="citation-26"/>
-    <w:basedOn w:val="Fuentedeprrafopredeter"/>
+    <w:basedOn w:val="DefaultParagraphFont"/>
     <w:rsid w:val="000D4C5E"/>
   </w:style>
 </w:styles>
@@ -5917,6 +5765,14 @@
 </file>
 
 <file path=customXml/item1.xml><?xml version="1.0" encoding="utf-8"?>
+<p:properties xmlns:p="http://schemas.microsoft.com/office/2006/metadata/properties" xmlns:xsi="http://www.w3.org/2001/XMLSchema-instance" xmlns:pc="http://schemas.microsoft.com/office/infopath/2007/PartnerControls">
+  <documentManagement>
+    <_activity xmlns="b46a89ea-6f85-4574-ac72-0721a8647d7b" xsi:nil="true"/>
+  </documentManagement>
+</p:properties>
+</file>
+
+<file path=customXml/item2.xml><?xml version="1.0" encoding="utf-8"?>
 <ct:contentTypeSchema xmlns:ct="http://schemas.microsoft.com/office/2006/metadata/contentType" xmlns:ma="http://schemas.microsoft.com/office/2006/metadata/properties/metaAttributes" ct:_="" ma:_="" ma:contentTypeName="Document" ma:contentTypeID="0x01010088132AB15DCEEF45BD8147C62AF74F53" ma:contentTypeVersion="12" ma:contentTypeDescription="Create a new document." ma:contentTypeScope="" ma:versionID="caca7c3c859a3186d3eb4a824c172f31">
   <xsd:schema xmlns:xsd="http://www.w3.org/2001/XMLSchema" xmlns:xs="http://www.w3.org/2001/XMLSchema" xmlns:p="http://schemas.microsoft.com/office/2006/metadata/properties" xmlns:ns3="b46a89ea-6f85-4574-ac72-0721a8647d7b" xmlns:ns4="2694d06e-2c3f-4b97-8326-e8914ede2085" targetNamespace="http://schemas.microsoft.com/office/2006/metadata/properties" ma:root="true" ma:fieldsID="70641d664a5a93bd0daa9271f7dfb8bf" ns3:_="" ns4:_="">
     <xsd:import namespace="b46a89ea-6f85-4574-ac72-0721a8647d7b"/>
@@ -6131,7 +5987,7 @@
 </ct:contentTypeSchema>
 </file>
 
-<file path=customXml/item2.xml><?xml version="1.0" encoding="utf-8"?>
+<file path=customXml/item3.xml><?xml version="1.0" encoding="utf-8"?>
 <?mso-contentType ?>
 <FormTemplates xmlns="http://schemas.microsoft.com/sharepoint/v3/contenttype/forms">
   <Display>DocumentLibraryForm</Display>
@@ -6140,15 +5996,17 @@
 </FormTemplates>
 </file>
 
-<file path=customXml/item3.xml><?xml version="1.0" encoding="utf-8"?>
-<p:properties xmlns:p="http://schemas.microsoft.com/office/2006/metadata/properties" xmlns:xsi="http://www.w3.org/2001/XMLSchema-instance" xmlns:pc="http://schemas.microsoft.com/office/infopath/2007/PartnerControls">
-  <documentManagement>
-    <_activity xmlns="b46a89ea-6f85-4574-ac72-0721a8647d7b" xsi:nil="true"/>
-  </documentManagement>
-</p:properties>
+<file path=customXml/itemProps1.xml><?xml version="1.0" encoding="utf-8"?>
+<ds:datastoreItem xmlns:ds="http://schemas.openxmlformats.org/officeDocument/2006/customXml" ds:itemID="{060A51E5-C2AC-4E32-914C-EF533BF5042F}">
+  <ds:schemaRefs>
+    <ds:schemaRef ds:uri="http://schemas.microsoft.com/office/2006/metadata/properties"/>
+    <ds:schemaRef ds:uri="http://schemas.microsoft.com/office/infopath/2007/PartnerControls"/>
+    <ds:schemaRef ds:uri="b46a89ea-6f85-4574-ac72-0721a8647d7b"/>
+  </ds:schemaRefs>
+</ds:datastoreItem>
 </file>
 
-<file path=customXml/itemProps1.xml><?xml version="1.0" encoding="utf-8"?>
+<file path=customXml/itemProps2.xml><?xml version="1.0" encoding="utf-8"?>
 <ds:datastoreItem xmlns:ds="http://schemas.openxmlformats.org/officeDocument/2006/customXml" ds:itemID="{65B00878-8311-4019-B334-C004302C0B8C}">
   <ds:schemaRefs>
     <ds:schemaRef ds:uri="http://schemas.microsoft.com/office/2006/metadata/contentType"/>
@@ -6167,20 +6025,10 @@
 </ds:datastoreItem>
 </file>
 
-<file path=customXml/itemProps2.xml><?xml version="1.0" encoding="utf-8"?>
+<file path=customXml/itemProps3.xml><?xml version="1.0" encoding="utf-8"?>
 <ds:datastoreItem xmlns:ds="http://schemas.openxmlformats.org/officeDocument/2006/customXml" ds:itemID="{B247901F-F223-43BA-AC59-193564DAD1B1}">
   <ds:schemaRefs>
     <ds:schemaRef ds:uri="http://schemas.microsoft.com/sharepoint/v3/contenttype/forms"/>
   </ds:schemaRefs>
 </ds:datastoreItem>
-</file>
-
-<file path=customXml/itemProps3.xml><?xml version="1.0" encoding="utf-8"?>
-<ds:datastoreItem xmlns:ds="http://schemas.openxmlformats.org/officeDocument/2006/customXml" ds:itemID="{060A51E5-C2AC-4E32-914C-EF533BF5042F}">
-  <ds:schemaRefs>
-    <ds:schemaRef ds:uri="http://schemas.microsoft.com/office/2006/metadata/properties"/>
-    <ds:schemaRef ds:uri="http://schemas.microsoft.com/office/infopath/2007/PartnerControls"/>
-    <ds:schemaRef ds:uri="b46a89ea-6f85-4574-ac72-0721a8647d7b"/>
-  </ds:schemaRefs>
-</ds:datastoreItem>
 </file>